--- a/backend_crm/app/templates/energoaudit_uyjoy.docx
+++ b/backend_crm/app/templates/energoaudit_uyjoy.docx
@@ -400,9 +400,35 @@
           <w:sz w:val="36"/>
           <w:szCs w:val="28"/>
           <w:highlight w:val="yellow"/>
-          <w:lang w:val="uz-Cyrl-UZ"/>
-        </w:rPr>
-      </w:pPr>
+          <w:u w:val="single"/>
+          <w:lang w:val="uz-Cyrl-UZ"/>
+        </w:rPr>
+      </w:pPr>
+      <w:r>
+        <w:rPr>
+          <w:b/>
+          <w:bCs/>
+          <w:noProof/>
+          <w:sz w:val="36"/>
+          <w:szCs w:val="28"/>
+          <w:highlight w:val="yellow"/>
+          <w:u w:val="single"/>
+          <w:lang w:val="uz-Cyrl-UZ"/>
+        </w:rPr>
+        <w:t>9</w:t>
+      </w:r>
+      <w:r>
+        <w:rPr>
+          <w:b/>
+          <w:bCs/>
+          <w:noProof/>
+          <w:sz w:val="36"/>
+          <w:szCs w:val="28"/>
+          <w:u w:val="single"/>
+          <w:lang w:val="uz-Cyrl-UZ"/>
+        </w:rPr>
+        <w:t xml:space="preserve">-типга кирувчи </w:t>
+      </w:r>
     </w:p>
     <w:p>
       <w:pPr>
@@ -1018,14 +1044,26 @@
           <w:szCs w:val="28"/>
           <w:lang w:val="uz-Cyrl-UZ"/>
         </w:rPr>
-        <w:t>Энергоаудит</w:t>
-      </w:r>
-      <w:r>
-        <w:rPr>
-          <w:noProof/>
-          <w:color w:val="000000"/>
-          <w:sz w:val="28"/>
-          <w:szCs w:val="28"/>
+        <w:t xml:space="preserve">Энергоаудит </w:t>
+      </w:r>
+      <w:r>
+        <w:rPr>
+          <w:noProof/>
+          <w:color w:val="000000"/>
+          <w:sz w:val="28"/>
+          <w:szCs w:val="28"/>
+          <w:u w:val="single"/>
+          <w:lang w:val="uz-Cyrl-UZ"/>
+        </w:rPr>
+        <w:t>Ўзбекистон Республикаси Президентининг «Мамлакат тараққиётининг 2030 йилгача мўлжалланган устувор йўналишлари доирасида ислоҳотларни изчил давом эттириш ва янги босқичга олиб чиқишнинг қўшимча</w:t>
+      </w:r>
+      <w:r>
+        <w:rPr>
+          <w:noProof/>
+          <w:color w:val="000000"/>
+          <w:sz w:val="28"/>
+          <w:szCs w:val="28"/>
+          <w:u w:val="single"/>
           <w:lang w:val="uz-Cyrl-UZ"/>
         </w:rPr>
         <w:t xml:space="preserve"> </w:t>
@@ -1036,6 +1074,101 @@
           <w:color w:val="000000"/>
           <w:sz w:val="28"/>
           <w:szCs w:val="28"/>
+          <w:u w:val="single"/>
+          <w:lang w:val="uz-Cyrl-UZ"/>
+        </w:rPr>
+        <w:t>чора-тадбирлари тўғрисида» 2026 йил 17 февралдаги ПФ-21-сон Фармонида берилган топшириқ ижроси юзасидан</w:t>
+      </w:r>
+      <w:r>
+        <w:rPr>
+          <w:noProof/>
+          <w:color w:val="000000"/>
+          <w:sz w:val="28"/>
+          <w:szCs w:val="28"/>
+          <w:lang w:val="uz-Cyrl-UZ"/>
+        </w:rPr>
+        <w:t xml:space="preserve"> </w:t>
+      </w:r>
+      <w:r>
+        <w:rPr>
+          <w:noProof/>
+          <w:color w:val="000000"/>
+          <w:sz w:val="28"/>
+          <w:szCs w:val="28"/>
+          <w:highlight w:val="yellow"/>
+          <w:u w:val="single"/>
+          <w:lang w:val="uz-Cyrl-UZ"/>
+        </w:rPr>
+        <w:t>9</w:t>
+      </w:r>
+      <w:r>
+        <w:rPr>
+          <w:noProof/>
+          <w:color w:val="000000"/>
+          <w:sz w:val="28"/>
+          <w:szCs w:val="28"/>
+          <w:u w:val="single"/>
+          <w:lang w:val="uz-Cyrl-UZ"/>
+        </w:rPr>
+        <w:t>-типга кирувчи</w:t>
+      </w:r>
+      <w:r>
+        <w:rPr>
+          <w:noProof/>
+          <w:color w:val="000000"/>
+          <w:sz w:val="28"/>
+          <w:szCs w:val="28"/>
+          <w:u w:val="single"/>
+          <w:lang w:val="uz-Cyrl-UZ"/>
+        </w:rPr>
+        <w:t xml:space="preserve"> </w:t>
+      </w:r>
+      <w:r>
+        <w:rPr>
+          <w:noProof/>
+          <w:sz w:val="28"/>
+          <w:szCs w:val="28"/>
+          <w:u w:val="single"/>
+          <w:lang w:val="en-US"/>
+        </w:rPr>
+        <w:t xml:space="preserve">жойлашуви, конструктив элементлари, ҳажм-режавий </w:t>
+      </w:r>
+      <w:r>
+        <w:rPr>
+          <w:noProof/>
+          <w:sz w:val="28"/>
+          <w:szCs w:val="28"/>
+          <w:u w:val="single"/>
+          <w:lang w:val="uz-Cyrl-UZ"/>
+        </w:rPr>
+        <w:t>ечим</w:t>
+      </w:r>
+      <w:r>
+        <w:rPr>
+          <w:noProof/>
+          <w:sz w:val="28"/>
+          <w:szCs w:val="28"/>
+          <w:u w:val="single"/>
+          <w:lang w:val="en-US"/>
+        </w:rPr>
+        <w:t>лари ҳамда энергетик кўрсаткичлари бир хил бўлган</w:t>
+      </w:r>
+      <w:r>
+        <w:rPr>
+          <w:noProof/>
+          <w:sz w:val="28"/>
+          <w:szCs w:val="28"/>
+          <w:u w:val="single"/>
+          <w:lang w:val="uz-Cyrl-UZ"/>
+        </w:rPr>
+        <w:t xml:space="preserve"> </w:t>
+      </w:r>
+      <w:r>
+        <w:rPr>
+          <w:noProof/>
+          <w:color w:val="000000"/>
+          <w:sz w:val="28"/>
+          <w:szCs w:val="28"/>
           <w:highlight w:val="yellow"/>
           <w:lang w:val="uz-Cyrl-UZ"/>
         </w:rPr>
@@ -1069,17 +1202,47 @@
           <w:szCs w:val="28"/>
           <w:lang w:val="uz-Cyrl-UZ"/>
         </w:rPr>
-        <w:t>Қурилиш ва ўй-жой коммунал хўжалиги вазирлиги ҳузуридаги Техник меъёрлаш ва стандартлаштириш илмий-тадқиқот институти томонидан ўтказилди.</w:t>
-      </w:r>
-      <w:r>
-        <w:rPr>
-          <w:noProof/>
-          <w:color w:val="000000"/>
-          <w:sz w:val="28"/>
-          <w:szCs w:val="28"/>
-          <w:lang w:val="uz-Cyrl-UZ"/>
-        </w:rPr>
-        <w:t>.</w:t>
+        <w:t>Қурилиш</w:t>
+      </w:r>
+      <w:r>
+        <w:rPr>
+          <w:noProof/>
+          <w:color w:val="000000"/>
+          <w:sz w:val="28"/>
+          <w:szCs w:val="28"/>
+          <w:lang w:val="uz-Cyrl-UZ"/>
+        </w:rPr>
+        <w:t xml:space="preserve"> </w:t>
+      </w:r>
+      <w:r>
+        <w:rPr>
+          <w:noProof/>
+          <w:color w:val="000000"/>
+          <w:sz w:val="28"/>
+          <w:szCs w:val="28"/>
+          <w:lang w:val="uz-Cyrl-UZ"/>
+        </w:rPr>
+        <w:t>ва ўй-жой коммунал хўжалиги вазирлиги ҳузуридаги Техник меъёрлаш</w:t>
+      </w:r>
+      <w:r>
+        <w:rPr>
+          <w:noProof/>
+          <w:color w:val="000000"/>
+          <w:sz w:val="28"/>
+          <w:szCs w:val="28"/>
+          <w:lang w:val="uz-Cyrl-UZ"/>
+        </w:rPr>
+        <w:t xml:space="preserve"> </w:t>
+      </w:r>
+      <w:r>
+        <w:rPr>
+          <w:noProof/>
+          <w:color w:val="000000"/>
+          <w:sz w:val="28"/>
+          <w:szCs w:val="28"/>
+          <w:lang w:val="uz-Cyrl-UZ"/>
+        </w:rPr>
+        <w:t>ва стандартлаштириш илмий-тадқиқот институти томонидан ўтказилди.</w:t>
       </w:r>
     </w:p>
     <w:p>
@@ -1123,7 +1286,50 @@
           <w:szCs w:val="28"/>
           <w:lang w:val="uz-Cyrl-UZ"/>
         </w:rPr>
-        <w:t>нинг тавсифловчи маълумотлар асосида бино ва иншоотларни тузилиши (таркиби), уларнинг хусусиятлари ва ҳажм-режавий ечимлари, девор</w:t>
+        <w:t xml:space="preserve">нинг тавсифловчи маълумотлар асосида </w:t>
+      </w:r>
+      <w:r>
+        <w:rPr>
+          <w:noProof/>
+          <w:color w:val="000000"/>
+          <w:sz w:val="28"/>
+          <w:szCs w:val="28"/>
+          <w:u w:val="single"/>
+          <w:lang w:val="uz-Cyrl-UZ"/>
+        </w:rPr>
+        <w:t>у</w:t>
+      </w:r>
+      <w:r>
+        <w:rPr>
+          <w:noProof/>
+          <w:color w:val="000000"/>
+          <w:sz w:val="28"/>
+          <w:szCs w:val="28"/>
+          <w:u w:val="single"/>
+          <w:lang w:val="uz-Cyrl-UZ"/>
+        </w:rPr>
+        <w:t>ларни</w:t>
+      </w:r>
+      <w:r>
+        <w:rPr>
+          <w:noProof/>
+          <w:color w:val="000000"/>
+          <w:sz w:val="28"/>
+          <w:szCs w:val="28"/>
+          <w:u w:val="single"/>
+          <w:lang w:val="uz-Cyrl-UZ"/>
+        </w:rPr>
+        <w:t>нг</w:t>
+      </w:r>
+      <w:r>
+        <w:rPr>
+          <w:noProof/>
+          <w:color w:val="000000"/>
+          <w:sz w:val="28"/>
+          <w:szCs w:val="28"/>
+          <w:lang w:val="uz-Cyrl-UZ"/>
+        </w:rPr>
+        <w:t xml:space="preserve"> тузилиши (таркиби), хусусиятлари ва ҳажм-режавий ечимлари, девор</w:t>
       </w:r>
       <w:r>
         <w:rPr>
@@ -1143,27 +1349,7 @@
           <w:szCs w:val="28"/>
           <w:lang w:val="uz-Cyrl-UZ"/>
         </w:rPr>
-        <w:t xml:space="preserve">ва том қисмининг материаллари, ойналар тури ва майдони, иситиладиган майдон ва ҳажми, иссиқлик таъминоти манбаи, муҳандислик тизимларини схематик ечимларини ўрганилди. Бино ва иншоотларнинг тавсифловчи маълумотлари </w:t>
-      </w:r>
-      <w:r>
-        <w:rPr>
-          <w:noProof/>
-          <w:color w:val="000000"/>
-          <w:sz w:val="28"/>
-          <w:szCs w:val="28"/>
-          <w:lang w:val="uz-Cyrl-UZ"/>
-        </w:rPr>
-        <w:t>бино</w:t>
-      </w:r>
-      <w:r>
-        <w:rPr>
-          <w:noProof/>
-          <w:color w:val="000000"/>
-          <w:sz w:val="28"/>
-          <w:szCs w:val="28"/>
-          <w:lang w:val="uz-Cyrl-UZ"/>
-        </w:rPr>
-        <w:t>нинг лойиҳа хужжатлари, энергия истеъмоли тўғрисидаги маълумотлар, ЁЭР истеъмол қиладиган жиҳозлар техник хужжатлари, асосида амалга оширилди.</w:t>
+        <w:t>ва том қисмининг материаллари, ойналар тури ва майдони, иситиладиган майдон ва ҳажми, иссиқлик таъминоти манбаи, муҳандислик тизимларини схематик ечимларини ўрганилди.</w:t>
       </w:r>
     </w:p>
     <w:p>
@@ -1176,40 +1362,65 @@
           <w:color w:val="000000"/>
           <w:sz w:val="28"/>
           <w:szCs w:val="28"/>
-          <w:lang w:val="uz-Cyrl-UZ"/>
-        </w:rPr>
-      </w:pPr>
-      <w:bookmarkStart w:id="2" w:name="_Hlk239935967"/>
-      <w:r>
-        <w:rPr>
-          <w:noProof/>
-          <w:color w:val="000000"/>
-          <w:sz w:val="28"/>
-          <w:szCs w:val="28"/>
-          <w:lang w:val="uz-Cyrl-UZ"/>
-        </w:rPr>
-        <w:t xml:space="preserve">Қурилган йил – </w:t>
-      </w:r>
-      <w:r>
-        <w:rPr>
-          <w:noProof/>
-          <w:color w:val="000000"/>
-          <w:sz w:val="28"/>
-          <w:szCs w:val="28"/>
-          <w:highlight w:val="yellow"/>
-        </w:rPr>
-        <w:t>1973</w:t>
-      </w:r>
-      <w:r>
-        <w:rPr>
-          <w:noProof/>
-          <w:color w:val="000000"/>
-          <w:sz w:val="28"/>
-          <w:szCs w:val="28"/>
-          <w:highlight w:val="yellow"/>
-          <w:lang w:val="uz-Cyrl-UZ"/>
-        </w:rPr>
-        <w:t xml:space="preserve"> йил</w:t>
+          <w:u w:val="single"/>
+          <w:lang w:val="uz-Cyrl-UZ"/>
+        </w:rPr>
+      </w:pPr>
+      <w:r>
+        <w:rPr>
+          <w:noProof/>
+          <w:color w:val="000000"/>
+          <w:sz w:val="28"/>
+          <w:szCs w:val="28"/>
+          <w:u w:val="single"/>
+          <w:lang w:val="uz-Cyrl-UZ"/>
+        </w:rPr>
+        <w:lastRenderedPageBreak/>
+        <w:t xml:space="preserve">Биноларнинг тавсифловчи маълумотлари </w:t>
+      </w:r>
+      <w:r>
+        <w:rPr>
+          <w:noProof/>
+          <w:color w:val="000000"/>
+          <w:sz w:val="28"/>
+          <w:szCs w:val="28"/>
+          <w:u w:val="single"/>
+          <w:lang w:val="uz-Cyrl-UZ"/>
+        </w:rPr>
+        <w:t>бино</w:t>
+      </w:r>
+      <w:r>
+        <w:rPr>
+          <w:noProof/>
+          <w:color w:val="000000"/>
+          <w:sz w:val="28"/>
+          <w:szCs w:val="28"/>
+          <w:u w:val="single"/>
+          <w:lang w:val="uz-Cyrl-UZ"/>
+        </w:rPr>
+        <w:t>нинг лойиҳа хужжатлари, энергия истеъмоли тўғрисидаги маълумотлар</w:t>
+      </w:r>
+      <w:r>
+        <w:rPr>
+          <w:noProof/>
+          <w:color w:val="000000"/>
+          <w:sz w:val="28"/>
+          <w:szCs w:val="28"/>
+          <w:u w:val="single"/>
+          <w:lang w:val="uz-Cyrl-UZ"/>
+        </w:rPr>
+        <w:t xml:space="preserve"> </w:t>
+      </w:r>
+      <w:r>
+        <w:rPr>
+          <w:noProof/>
+          <w:color w:val="000000"/>
+          <w:sz w:val="28"/>
+          <w:szCs w:val="28"/>
+          <w:u w:val="single"/>
+          <w:lang w:val="uz-Cyrl-UZ"/>
+        </w:rPr>
+        <w:t>асосида амалга оширилди.</w:t>
       </w:r>
     </w:p>
     <w:p>
@@ -1222,50 +1433,20 @@
           <w:color w:val="000000"/>
           <w:sz w:val="28"/>
           <w:szCs w:val="28"/>
-          <w:lang w:val="uz-Cyrl-UZ"/>
-        </w:rPr>
-      </w:pPr>
-      <w:r>
-        <w:rPr>
-          <w:noProof/>
-          <w:color w:val="000000"/>
-          <w:sz w:val="28"/>
-          <w:szCs w:val="28"/>
-          <w:lang w:val="uz-Cyrl-UZ"/>
-        </w:rPr>
-        <w:t xml:space="preserve">Умумий майдони – </w:t>
-      </w:r>
-      <w:r>
-        <w:rPr>
-          <w:noProof/>
-          <w:color w:val="000000"/>
-          <w:sz w:val="28"/>
-          <w:szCs w:val="28"/>
-          <w:highlight w:val="yellow"/>
-          <w:lang w:val="uz-Cyrl-UZ"/>
-        </w:rPr>
-        <w:t>2906</w:t>
-      </w:r>
-      <w:r>
-        <w:rPr>
-          <w:noProof/>
-          <w:color w:val="000000"/>
-          <w:sz w:val="28"/>
-          <w:szCs w:val="28"/>
-          <w:highlight w:val="yellow"/>
-        </w:rPr>
-        <w:t xml:space="preserve"> </w:t>
-      </w:r>
-      <w:r>
-        <w:rPr>
-          <w:noProof/>
-          <w:color w:val="000000"/>
-          <w:sz w:val="28"/>
-          <w:szCs w:val="28"/>
-          <w:highlight w:val="yellow"/>
-          <w:lang w:val="uz-Cyrl-UZ"/>
-        </w:rPr>
-        <w:t>м²</w:t>
+          <w:u w:val="single"/>
+          <w:lang w:val="uz-Cyrl-UZ"/>
+        </w:rPr>
+      </w:pPr>
+      <w:r>
+        <w:rPr>
+          <w:noProof/>
+          <w:color w:val="000000"/>
+          <w:sz w:val="28"/>
+          <w:szCs w:val="28"/>
+          <w:u w:val="single"/>
+          <w:lang w:val="uz-Cyrl-UZ"/>
+        </w:rPr>
+        <w:t>Бинонинг:</w:t>
       </w:r>
     </w:p>
     <w:p>
@@ -1281,15 +1462,116 @@
           <w:lang w:val="uz-Cyrl-UZ"/>
         </w:rPr>
       </w:pPr>
-      <w:r>
-        <w:rPr>
-          <w:noProof/>
-          <w:color w:val="000000"/>
-          <w:sz w:val="28"/>
-          <w:szCs w:val="28"/>
-          <w:lang w:val="uz-Cyrl-UZ"/>
-        </w:rPr>
-        <w:lastRenderedPageBreak/>
+      <w:bookmarkStart w:id="2" w:name="_Hlk239935967"/>
+      <w:r>
+        <w:rPr>
+          <w:noProof/>
+          <w:color w:val="000000"/>
+          <w:sz w:val="28"/>
+          <w:szCs w:val="28"/>
+          <w:lang w:val="uz-Cyrl-UZ"/>
+        </w:rPr>
+        <w:t xml:space="preserve">Қурилган йил – </w:t>
+      </w:r>
+      <w:r>
+        <w:rPr>
+          <w:noProof/>
+          <w:color w:val="000000"/>
+          <w:sz w:val="28"/>
+          <w:szCs w:val="28"/>
+          <w:highlight w:val="yellow"/>
+        </w:rPr>
+        <w:t>1973</w:t>
+      </w:r>
+      <w:r>
+        <w:rPr>
+          <w:noProof/>
+          <w:color w:val="000000"/>
+          <w:sz w:val="28"/>
+          <w:szCs w:val="28"/>
+          <w:highlight w:val="yellow"/>
+          <w:lang w:val="uz-Cyrl-UZ"/>
+        </w:rPr>
+        <w:t xml:space="preserve"> йил</w:t>
+      </w:r>
+    </w:p>
+    <w:p>
+      <w:pPr>
+        <w:spacing w:after="120"/>
+        <w:ind w:firstLine="851"/>
+        <w:jc w:val="both"/>
+        <w:rPr>
+          <w:noProof/>
+          <w:color w:val="000000"/>
+          <w:sz w:val="28"/>
+          <w:szCs w:val="28"/>
+          <w:lang w:val="uz-Cyrl-UZ"/>
+        </w:rPr>
+      </w:pPr>
+      <w:r>
+        <w:rPr>
+          <w:noProof/>
+          <w:color w:val="000000"/>
+          <w:sz w:val="28"/>
+          <w:szCs w:val="28"/>
+          <w:lang w:val="uz-Cyrl-UZ"/>
+        </w:rPr>
+        <w:t xml:space="preserve">Умумий майдони – </w:t>
+      </w:r>
+      <w:r>
+        <w:rPr>
+          <w:noProof/>
+          <w:color w:val="000000"/>
+          <w:sz w:val="28"/>
+          <w:szCs w:val="28"/>
+          <w:highlight w:val="yellow"/>
+          <w:lang w:val="uz-Cyrl-UZ"/>
+        </w:rPr>
+        <w:t>2906</w:t>
+      </w:r>
+      <w:r>
+        <w:rPr>
+          <w:noProof/>
+          <w:color w:val="000000"/>
+          <w:sz w:val="28"/>
+          <w:szCs w:val="28"/>
+          <w:highlight w:val="yellow"/>
+        </w:rPr>
+        <w:t xml:space="preserve"> </w:t>
+      </w:r>
+      <w:r>
+        <w:rPr>
+          <w:noProof/>
+          <w:color w:val="000000"/>
+          <w:sz w:val="28"/>
+          <w:szCs w:val="28"/>
+          <w:highlight w:val="yellow"/>
+          <w:lang w:val="uz-Cyrl-UZ"/>
+        </w:rPr>
+        <w:t>м²</w:t>
+      </w:r>
+    </w:p>
+    <w:p>
+      <w:pPr>
+        <w:spacing w:after="120"/>
+        <w:ind w:firstLine="851"/>
+        <w:jc w:val="both"/>
+        <w:rPr>
+          <w:noProof/>
+          <w:color w:val="000000"/>
+          <w:sz w:val="28"/>
+          <w:szCs w:val="28"/>
+          <w:lang w:val="uz-Cyrl-UZ"/>
+        </w:rPr>
+      </w:pPr>
+      <w:r>
+        <w:rPr>
+          <w:noProof/>
+          <w:color w:val="000000"/>
+          <w:sz w:val="28"/>
+          <w:szCs w:val="28"/>
+          <w:lang w:val="uz-Cyrl-UZ"/>
+        </w:rPr>
         <w:t>Қаватлар сони</w:t>
       </w:r>
       <w:r>
@@ -1501,6 +1783,7 @@
           <w:noProof/>
           <w:sz w:val="28"/>
           <w:szCs w:val="28"/>
+          <w:u w:val="single"/>
           <w:lang w:val="uz-Cyrl-UZ"/>
         </w:rPr>
       </w:pPr>
@@ -1546,7 +1829,7 @@
           <w:szCs w:val="28"/>
           <w:lang w:val="uz-Cyrl-UZ"/>
         </w:rPr>
-        <w:t xml:space="preserve">. Энергия ресурслари </w:t>
+        <w:t xml:space="preserve">. </w:t>
       </w:r>
       <w:r>
         <w:rPr>
@@ -1555,9 +1838,10 @@
           <w:noProof/>
           <w:sz w:val="28"/>
           <w:szCs w:val="28"/>
-          <w:lang w:val="uz-Cyrl-UZ"/>
-        </w:rPr>
-        <w:t xml:space="preserve">истеъмоли </w:t>
+          <w:u w:val="single"/>
+          <w:lang w:val="uz-Cyrl-UZ"/>
+        </w:rPr>
+        <w:t>Бинода э</w:t>
       </w:r>
       <w:r>
         <w:rPr>
@@ -1566,9 +1850,10 @@
           <w:noProof/>
           <w:sz w:val="28"/>
           <w:szCs w:val="28"/>
-          <w:lang w:val="uz-Cyrl-UZ"/>
-        </w:rPr>
-        <w:t xml:space="preserve">ва уларни </w:t>
+          <w:u w:val="single"/>
+          <w:lang w:val="uz-Cyrl-UZ"/>
+        </w:rPr>
+        <w:t xml:space="preserve">нергия ресурслари </w:t>
       </w:r>
       <w:r>
         <w:rPr>
@@ -1577,9 +1862,10 @@
           <w:noProof/>
           <w:sz w:val="28"/>
           <w:szCs w:val="28"/>
-          <w:lang w:val="uz-Cyrl-UZ"/>
-        </w:rPr>
-        <w:t>ҳ</w:t>
+          <w:u w:val="single"/>
+          <w:lang w:val="uz-Cyrl-UZ"/>
+        </w:rPr>
+        <w:t>истеъмоли</w:t>
       </w:r>
       <w:r>
         <w:rPr>
@@ -1588,31 +1874,10 @@
           <w:noProof/>
           <w:sz w:val="28"/>
           <w:szCs w:val="28"/>
-          <w:lang w:val="uz-Cyrl-UZ"/>
-        </w:rPr>
-        <w:t>исоб</w:t>
-      </w:r>
-      <w:r>
-        <w:rPr>
-          <w:b/>
-          <w:bCs/>
-          <w:noProof/>
-          <w:sz w:val="28"/>
-          <w:szCs w:val="28"/>
-          <w:lang w:val="uz-Cyrl-UZ"/>
-        </w:rPr>
-        <w:t>га олиш</w:t>
-      </w:r>
-      <w:r>
-        <w:rPr>
-          <w:b/>
-          <w:bCs/>
-          <w:noProof/>
-          <w:sz w:val="28"/>
-          <w:szCs w:val="28"/>
-          <w:lang w:val="uz-Cyrl-UZ"/>
-        </w:rPr>
-        <w:t xml:space="preserve"> бўйича маълумот.</w:t>
+          <w:u w:val="single"/>
+          <w:lang w:val="uz-Cyrl-UZ"/>
+        </w:rPr>
+        <w:t>.</w:t>
       </w:r>
     </w:p>
     <w:p>
@@ -1911,9 +2176,21 @@
           <w:color w:val="000000"/>
           <w:sz w:val="28"/>
           <w:szCs w:val="28"/>
-          <w:lang w:val="uz-Cyrl-UZ"/>
-        </w:rPr>
-        <w:t xml:space="preserve">Бино </w:t>
+          <w:u w:val="single"/>
+          <w:lang w:val="uz-Cyrl-UZ"/>
+        </w:rPr>
+        <w:t>Кўп квартирали уй</w:t>
+      </w:r>
+      <w:r>
+        <w:rPr>
+          <w:bCs/>
+          <w:noProof/>
+          <w:color w:val="000000"/>
+          <w:sz w:val="28"/>
+          <w:szCs w:val="28"/>
+          <w:lang w:val="uz-Cyrl-UZ"/>
+        </w:rPr>
+        <w:t xml:space="preserve"> </w:t>
       </w:r>
       <w:r>
         <w:rPr>
@@ -2127,7 +2404,7 @@
           <w:color w:val="000000"/>
           <w:sz w:val="28"/>
           <w:szCs w:val="28"/>
-          <w:lang w:val="uz-Cyrl-UZ"/>
+          <w:lang w:val="en-US"/>
         </w:rPr>
       </w:pPr>
       <w:r>
@@ -2175,17 +2452,6 @@
           <w:lang w:val="uz-Cyrl-UZ"/>
         </w:rPr>
         <w:t>пишиқ ғишт</w:t>
-      </w:r>
-      <w:r>
-        <w:rPr>
-          <w:bCs/>
-          <w:noProof/>
-          <w:color w:val="000000"/>
-          <w:sz w:val="28"/>
-          <w:szCs w:val="28"/>
-          <w:lang w:val="uz-Cyrl-UZ"/>
-        </w:rPr>
-        <w:t xml:space="preserve"> (темир бетон панел)</w:t>
       </w:r>
       <w:r>
         <w:rPr>
@@ -2946,7 +3212,41 @@
           <w:szCs w:val="28"/>
           <w:lang w:val="uz-Cyrl-UZ"/>
         </w:rPr>
-        <w:t>иссиқлик изоляцияси сифатида керамзит тўшалган</w:t>
+        <w:t xml:space="preserve">иссиқлик изоляцияси сифатида </w:t>
+      </w:r>
+      <w:r>
+        <w:rPr>
+          <w:bCs/>
+          <w:noProof/>
+          <w:color w:val="000000"/>
+          <w:sz w:val="28"/>
+          <w:szCs w:val="28"/>
+          <w:u w:val="single"/>
+          <w:lang w:val="uz-Cyrl-UZ"/>
+        </w:rPr>
+        <w:t>100 мм</w:t>
+      </w:r>
+      <w:r>
+        <w:rPr>
+          <w:bCs/>
+          <w:noProof/>
+          <w:color w:val="000000"/>
+          <w:sz w:val="28"/>
+          <w:szCs w:val="28"/>
+          <w:lang w:val="uz-Cyrl-UZ"/>
+        </w:rPr>
+        <w:t xml:space="preserve"> </w:t>
+      </w:r>
+      <w:r>
+        <w:rPr>
+          <w:bCs/>
+          <w:noProof/>
+          <w:color w:val="000000"/>
+          <w:sz w:val="28"/>
+          <w:szCs w:val="28"/>
+          <w:lang w:val="uz-Cyrl-UZ"/>
+        </w:rPr>
+        <w:t>керамзит тўшалган</w:t>
       </w:r>
       <w:r>
         <w:rPr>
@@ -2977,46 +3277,60 @@
         <w:ind w:firstLine="851"/>
         <w:jc w:val="both"/>
         <w:rPr>
-          <w:bCs/>
-          <w:noProof/>
-          <w:color w:val="000000"/>
-          <w:sz w:val="28"/>
-          <w:szCs w:val="28"/>
-          <w:lang w:val="uz-Cyrl-UZ"/>
-        </w:rPr>
-      </w:pPr>
-      <w:r>
-        <w:rPr>
-          <w:bCs/>
-          <w:noProof/>
-          <w:color w:val="000000"/>
-          <w:sz w:val="28"/>
-          <w:szCs w:val="28"/>
-          <w:lang w:val="uz-Cyrl-UZ"/>
-        </w:rPr>
-        <w:t>Бинонинг хусусиятлари ва ҳажм-реж</w:t>
-      </w:r>
-      <w:r>
-        <w:rPr>
-          <w:bCs/>
-          <w:noProof/>
-          <w:color w:val="000000"/>
-          <w:sz w:val="28"/>
-          <w:szCs w:val="28"/>
-          <w:lang w:val="uz-Cyrl-UZ"/>
-        </w:rPr>
-        <w:t>авий ечимлари ўрганишда</w:t>
-      </w:r>
-      <w:r>
-        <w:rPr>
-          <w:bCs/>
-          <w:noProof/>
-          <w:color w:val="000000"/>
-          <w:sz w:val="28"/>
-          <w:szCs w:val="28"/>
-          <w:lang w:val="uz-Cyrl-UZ"/>
-        </w:rPr>
-        <w:t xml:space="preserve"> бино фасадининг горизонт томонларига қараган майдонлари ўрганиб чиқилди. </w:t>
+          <w:b/>
+          <w:noProof/>
+          <w:sz w:val="28"/>
+          <w:szCs w:val="28"/>
+          <w:lang w:val="uz-Cyrl-UZ"/>
+        </w:rPr>
+      </w:pPr>
+      <w:r>
+        <w:rPr>
+          <w:b/>
+          <w:noProof/>
+          <w:sz w:val="28"/>
+          <w:szCs w:val="28"/>
+        </w:rPr>
+        <w:t>2.</w:t>
+      </w:r>
+      <w:r>
+        <w:rPr>
+          <w:b/>
+          <w:noProof/>
+          <w:sz w:val="28"/>
+          <w:szCs w:val="28"/>
+          <w:lang w:val="uz-Cyrl-UZ"/>
+        </w:rPr>
+        <w:t>4</w:t>
+      </w:r>
+      <w:r>
+        <w:rPr>
+          <w:b/>
+          <w:noProof/>
+          <w:sz w:val="28"/>
+          <w:szCs w:val="28"/>
+        </w:rPr>
+        <w:t>.</w:t>
+      </w:r>
+      <w:r>
+        <w:rPr>
+          <w:b/>
+          <w:noProof/>
+          <w:sz w:val="28"/>
+          <w:szCs w:val="28"/>
+          <w:lang w:val="uz-Cyrl-UZ"/>
+        </w:rPr>
+        <w:t xml:space="preserve"> </w:t>
+      </w:r>
+      <w:r>
+        <w:rPr>
+          <w:b/>
+          <w:noProof/>
+          <w:sz w:val="28"/>
+          <w:szCs w:val="28"/>
+          <w:lang w:val="uz-Cyrl-UZ"/>
+        </w:rPr>
+        <w:t>Бинонинг энергетик параметрлари</w:t>
       </w:r>
     </w:p>
     <w:p>
@@ -3025,50 +3339,25 @@
         <w:ind w:firstLine="851"/>
         <w:jc w:val="both"/>
         <w:rPr>
-          <w:b/>
-          <w:noProof/>
-          <w:sz w:val="28"/>
-          <w:szCs w:val="28"/>
-          <w:lang w:val="uz-Cyrl-UZ"/>
-        </w:rPr>
-      </w:pPr>
-      <w:r>
-        <w:rPr>
-          <w:b/>
-          <w:noProof/>
-          <w:sz w:val="28"/>
-          <w:szCs w:val="28"/>
-        </w:rPr>
-        <w:t>2.</w:t>
-      </w:r>
-      <w:r>
-        <w:rPr>
-          <w:b/>
-          <w:noProof/>
-          <w:sz w:val="28"/>
-          <w:szCs w:val="28"/>
-          <w:lang w:val="uz-Cyrl-UZ"/>
-        </w:rPr>
-        <w:t>4</w:t>
-      </w:r>
-      <w:r>
-        <w:rPr>
-          <w:b/>
-          <w:noProof/>
-          <w:sz w:val="28"/>
-          <w:szCs w:val="28"/>
-        </w:rPr>
-        <w:t>.</w:t>
-      </w:r>
-      <w:r>
-        <w:rPr>
-          <w:b/>
-          <w:noProof/>
-          <w:sz w:val="28"/>
-          <w:szCs w:val="28"/>
-          <w:lang w:val="uz-Cyrl-UZ"/>
-        </w:rPr>
-        <w:t>Бинонинг энергетик параметрлари</w:t>
+          <w:bCs/>
+          <w:noProof/>
+          <w:color w:val="000000"/>
+          <w:sz w:val="28"/>
+          <w:szCs w:val="28"/>
+          <w:lang w:val="uz-Cyrl-UZ"/>
+        </w:rPr>
+      </w:pPr>
+      <w:r>
+        <w:rPr>
+          <w:bCs/>
+          <w:noProof/>
+          <w:color w:val="000000"/>
+          <w:sz w:val="28"/>
+          <w:szCs w:val="28"/>
+          <w:lang w:val="uz-Cyrl-UZ"/>
+        </w:rPr>
+        <w:lastRenderedPageBreak/>
+        <w:t>Бинонинг энергетик параметрлари — бу бинода энергиядан қай даражада самарали фойдаланилишини баҳолаш учун қўлланиладиган техник кўрсаткичлардир.</w:t>
       </w:r>
     </w:p>
     <w:p>
@@ -3094,7 +3383,7 @@
           <w:szCs w:val="28"/>
           <w:lang w:val="uz-Cyrl-UZ"/>
         </w:rPr>
-        <w:t>Бинонинг энергетик параметрлари — бу бинода энергиядан қай даражада самарали фойдаланилишини баҳолаш учун қўлланиладиган техник кўрсаткичлардир.</w:t>
+        <w:t>Бинонинг энергетик параметрлари энергия ресурсларидан фойдаланиш самарадорлигини тавсифловчи асосий техник кўрсаткичлар ҳисобланади. Уларни аниқлашдан мақсад бинода энергия сарфининг меъёрий талабларга мувофиқлигини баҳолаш, энергия йўқотиш манбаларини аниқлаш ҳамда энергия тежамкор чора-тадбирларни ишлаб чиқишдан иборат.</w:t>
       </w:r>
     </w:p>
     <w:p>
@@ -3103,33 +3392,6 @@
         <w:ind w:firstLine="851"/>
         <w:jc w:val="both"/>
         <w:rPr>
-          <w:bCs/>
-          <w:noProof/>
-          <w:color w:val="000000"/>
-          <w:sz w:val="28"/>
-          <w:szCs w:val="28"/>
-          <w:lang w:val="uz-Cyrl-UZ"/>
-        </w:rPr>
-      </w:pPr>
-      <w:r>
-        <w:rPr>
-          <w:bCs/>
-          <w:noProof/>
-          <w:color w:val="000000"/>
-          <w:sz w:val="28"/>
-          <w:szCs w:val="28"/>
-          <w:lang w:val="uz-Cyrl-UZ"/>
-        </w:rPr>
-        <w:lastRenderedPageBreak/>
-        <w:t>Бинонинг энергетик параметрлари энергия ресурсларидан фойдаланиш самарадорлигини тавсифловчи асосий техник кўрсаткичлар ҳисобланади. Уларни аниқлашдан мақсад бинода энергия сарфининг меъёрий талабларга мувофиқлигини баҳолаш, энергия йўқотиш манбаларини аниқлаш ҳамда энергия тежамкор чора-тадбирларни ишлаб чиқишдан иборат.</w:t>
-      </w:r>
-    </w:p>
-    <w:p>
-      <w:pPr>
-        <w:spacing w:after="120"/>
-        <w:ind w:firstLine="851"/>
-        <w:jc w:val="both"/>
-        <w:rPr>
           <w:b/>
           <w:noProof/>
           <w:color w:val="000000"/>
@@ -3168,6 +3430,17 @@
           <w:szCs w:val="28"/>
         </w:rPr>
         <w:t>.1.</w:t>
+      </w:r>
+      <w:r>
+        <w:rPr>
+          <w:b/>
+          <w:noProof/>
+          <w:color w:val="000000"/>
+          <w:sz w:val="28"/>
+          <w:szCs w:val="28"/>
+          <w:lang w:val="uz-Cyrl-UZ"/>
+        </w:rPr>
+        <w:t xml:space="preserve"> </w:t>
       </w:r>
       <w:r>
         <w:rPr>
@@ -3948,6 +4221,7 @@
           <w:szCs w:val="28"/>
           <w:lang w:val="uz-Cyrl-UZ"/>
         </w:rPr>
+        <w:lastRenderedPageBreak/>
         <w:t>Девор</w:t>
       </w:r>
       <w:r>
@@ -4019,7 +4293,6 @@
           <w:highlight w:val="yellow"/>
           <w:lang w:val="en-US"/>
         </w:rPr>
-        <w:lastRenderedPageBreak/>
         <w:t>R</w:t>
       </w:r>
       <w:r>
@@ -6305,16 +6578,7 @@
                 <w:bCs/>
                 <w:noProof/>
               </w:rPr>
-              <w:t xml:space="preserve">Иситиш даврининг </w:t>
-            </w:r>
-            <w:r>
-              <w:rPr>
-                <w:b/>
-                <w:bCs/>
-                <w:noProof/>
-              </w:rPr>
-              <w:lastRenderedPageBreak/>
-              <w:t xml:space="preserve">градус-суткалари, </w:t>
+              <w:t xml:space="preserve">Иситиш даврининг градус-суткалари, </w:t>
             </w:r>
             <w:r>
               <w:rPr>
@@ -6394,7 +6658,6 @@
                 <w:bCs/>
                 <w:noProof/>
               </w:rPr>
-              <w:lastRenderedPageBreak/>
               <w:t>Т</w:t>
             </w:r>
             <w:r>
@@ -6434,6 +6697,7 @@
                 <w:noProof/>
                 <w:lang w:val="uz-Cyrl-UZ"/>
               </w:rPr>
+              <w:lastRenderedPageBreak/>
               <w:t>қаршилиги</w:t>
             </w:r>
             <w:bookmarkEnd w:id="3"/>
@@ -7295,6 +7559,17 @@
           <w:szCs w:val="28"/>
           <w:lang w:val="uz-Cyrl-UZ"/>
         </w:rPr>
+        <w:t xml:space="preserve"> </w:t>
+      </w:r>
+      <w:r>
+        <w:rPr>
+          <w:b/>
+          <w:noProof/>
+          <w:color w:val="000000"/>
+          <w:sz w:val="28"/>
+          <w:szCs w:val="28"/>
+          <w:lang w:val="uz-Cyrl-UZ"/>
+        </w:rPr>
         <w:t>Тўсувчи конструкциялар орқали иссиқлиқ йўқотишларини аниқлаш</w:t>
       </w:r>
     </w:p>
@@ -7376,6 +7651,123 @@
       <w:pPr>
         <w:spacing w:before="120"/>
         <w:ind w:firstLine="851"/>
+        <w:jc w:val="both"/>
+        <w:rPr>
+          <w:bCs/>
+          <w:noProof/>
+          <w:color w:val="000000"/>
+          <w:sz w:val="28"/>
+          <w:szCs w:val="28"/>
+          <w:lang w:val="uz-Cyrl-UZ"/>
+        </w:rPr>
+      </w:pPr>
+    </w:p>
+    <w:p>
+      <w:pPr>
+        <w:spacing w:before="120"/>
+        <w:ind w:firstLine="851"/>
+        <w:jc w:val="both"/>
+        <w:rPr>
+          <w:bCs/>
+          <w:noProof/>
+          <w:color w:val="000000"/>
+          <w:sz w:val="28"/>
+          <w:szCs w:val="28"/>
+          <w:lang w:val="uz-Cyrl-UZ"/>
+        </w:rPr>
+      </w:pPr>
+      <m:oMathPara>
+        <m:oMath>
+          <m:r>
+            <w:rPr>
+              <w:rFonts w:ascii="Cambria Math" w:hAnsi="Cambria Math" w:cs="Cambria Math"/>
+              <w:noProof/>
+              <w:color w:val="000000"/>
+              <w:sz w:val="28"/>
+              <w:szCs w:val="28"/>
+              <w:lang w:val="en-US"/>
+            </w:rPr>
+            <m:t>Q</m:t>
+          </m:r>
+          <m:r>
+            <m:rPr>
+              <m:sty m:val="p"/>
+            </m:rPr>
+            <w:rPr>
+              <w:rFonts w:ascii="Cambria Math" w:hAnsi="Cambria Math" w:cs="Cambria Math"/>
+              <w:noProof/>
+              <w:color w:val="000000"/>
+              <w:sz w:val="28"/>
+              <w:szCs w:val="28"/>
+              <w:lang w:val="uz-Cyrl-UZ"/>
+            </w:rPr>
+            <m:t>=0</m:t>
+          </m:r>
+          <m:r>
+            <w:rPr>
+              <w:rFonts w:ascii="Cambria Math" w:hAnsi="Cambria Math" w:cs="Cambria Math"/>
+              <w:noProof/>
+              <w:color w:val="000000"/>
+              <w:sz w:val="28"/>
+              <w:szCs w:val="28"/>
+              <w:lang w:val="uz-Cyrl-UZ"/>
+            </w:rPr>
+            <m:t xml:space="preserve">,024 </m:t>
+          </m:r>
+          <m:f>
+            <m:fPr>
+              <m:ctrlPr>
+                <w:rPr>
+                  <w:rFonts w:ascii="Cambria Math" w:hAnsi="Cambria Math"/>
+                  <w:bCs/>
+                  <w:noProof/>
+                  <w:color w:val="000000"/>
+                  <w:sz w:val="28"/>
+                  <w:szCs w:val="28"/>
+                  <w:lang w:val="uz-Cyrl-UZ"/>
+                </w:rPr>
+              </m:ctrlPr>
+            </m:fPr>
+            <m:num>
+              <m:r>
+                <m:rPr>
+                  <m:sty m:val="p"/>
+                </m:rPr>
+                <w:rPr>
+                  <w:rFonts w:ascii="Cambria Math" w:hAnsi="Cambria Math" w:cs="Cambria Math"/>
+                  <w:noProof/>
+                  <w:color w:val="000000"/>
+                  <w:sz w:val="28"/>
+                  <w:szCs w:val="28"/>
+                  <w:lang w:val="uz-Cyrl-UZ"/>
+                </w:rPr>
+                <m:t>A*Dd</m:t>
+              </m:r>
+            </m:num>
+            <m:den>
+              <m:r>
+                <m:rPr>
+                  <m:sty m:val="p"/>
+                </m:rPr>
+                <w:rPr>
+                  <w:rFonts w:ascii="Cambria Math" w:hAnsi="Cambria Math" w:cs="Cambria Math"/>
+                  <w:noProof/>
+                  <w:color w:val="000000"/>
+                  <w:sz w:val="28"/>
+                  <w:szCs w:val="28"/>
+                  <w:lang w:val="uz-Cyrl-UZ"/>
+                </w:rPr>
+                <m:t>Ro</m:t>
+              </m:r>
+            </m:den>
+          </m:f>
+        </m:oMath>
+      </m:oMathPara>
+    </w:p>
+    <w:p>
+      <w:pPr>
+        <w:spacing w:before="120"/>
+        <w:ind w:firstLine="851"/>
         <w:jc w:val="center"/>
         <w:rPr>
           <w:bCs/>
@@ -7387,50 +7779,6 @@
           <w:lang w:val="uz-Cyrl-UZ"/>
         </w:rPr>
       </w:pPr>
-      <w:r>
-        <w:rPr>
-          <w:bCs/>
-          <w:noProof/>
-          <w:color w:val="000000"/>
-          <w:sz w:val="28"/>
-          <w:szCs w:val="28"/>
-        </w:rPr>
-        <w:drawing>
-          <wp:inline distT="0" distB="0" distL="0" distR="0" wp14:anchorId="0C614D80" wp14:editId="186D7D34">
-            <wp:extent cx="1500996" cy="592347"/>
-            <wp:effectExtent l="0" t="0" r="4445" b="0"/>
-            <wp:docPr id="18" name="Рисунок 18"/>
-            <wp:cNvGraphicFramePr>
-              <a:graphicFrameLocks xmlns:a="http://schemas.openxmlformats.org/drawingml/2006/main" noChangeAspect="1"/>
-            </wp:cNvGraphicFramePr>
-            <a:graphic xmlns:a="http://schemas.openxmlformats.org/drawingml/2006/main">
-              <a:graphicData uri="http://schemas.openxmlformats.org/drawingml/2006/picture">
-                <pic:pic xmlns:pic="http://schemas.openxmlformats.org/drawingml/2006/picture">
-                  <pic:nvPicPr>
-                    <pic:cNvPr id="1" name=""/>
-                    <pic:cNvPicPr/>
-                  </pic:nvPicPr>
-                  <pic:blipFill>
-                    <a:blip r:embed="rId15"/>
-                    <a:stretch>
-                      <a:fillRect/>
-                    </a:stretch>
-                  </pic:blipFill>
-                  <pic:spPr>
-                    <a:xfrm>
-                      <a:off x="0" y="0"/>
-                      <a:ext cx="1525927" cy="602186"/>
-                    </a:xfrm>
-                    <a:prstGeom prst="rect">
-                      <a:avLst/>
-                    </a:prstGeom>
-                  </pic:spPr>
-                </pic:pic>
-              </a:graphicData>
-            </a:graphic>
-          </wp:inline>
-        </w:drawing>
-      </w:r>
     </w:p>
     <w:p>
       <w:pPr>
@@ -7519,25 +7867,22 @@
           <w:lang w:eastAsia="en-US"/>
         </w:rPr>
       </w:pPr>
-      <w:r>
-        <w:rPr>
-          <w:noProof/>
-          <w:sz w:val="28"/>
-          <w:szCs w:val="28"/>
-          <w:lang w:val="en-US" w:eastAsia="en-US"/>
-        </w:rPr>
-        <w:t>t</w:t>
-      </w:r>
-      <w:r>
-        <w:rPr>
-          <w:noProof/>
-          <w:sz w:val="28"/>
-          <w:szCs w:val="28"/>
-          <w:vertAlign w:val="subscript"/>
-          <w:lang w:val="en-US" w:eastAsia="en-US"/>
-        </w:rPr>
-        <w:t>i</w:t>
-      </w:r>
+      <m:oMath>
+        <m:r>
+          <m:rPr>
+            <m:sty m:val="p"/>
+          </m:rPr>
+          <w:rPr>
+            <w:rFonts w:ascii="Cambria Math" w:hAnsi="Cambria Math" w:cs="Cambria Math"/>
+            <w:noProof/>
+            <w:color w:val="000000"/>
+            <w:sz w:val="28"/>
+            <w:szCs w:val="28"/>
+            <w:lang w:val="uz-Cyrl-UZ"/>
+          </w:rPr>
+          <m:t>Dd</m:t>
+        </m:r>
+      </m:oMath>
       <w:r>
         <w:rPr>
           <w:noProof/>
@@ -7545,7 +7890,25 @@
           <w:szCs w:val="28"/>
           <w:lang w:eastAsia="en-US"/>
         </w:rPr>
-        <w:t xml:space="preserve"> – ички ҳаво ҳарорати, °С; </w:t>
+        <w:t xml:space="preserve"> – </w:t>
+      </w:r>
+      <w:r>
+        <w:rPr>
+          <w:noProof/>
+          <w:sz w:val="28"/>
+          <w:szCs w:val="28"/>
+          <w:lang w:val="uz-Cyrl-UZ" w:eastAsia="en-US"/>
+        </w:rPr>
+        <w:t>иситиш даврининг градус суткаси</w:t>
+      </w:r>
+      <w:r>
+        <w:rPr>
+          <w:noProof/>
+          <w:sz w:val="28"/>
+          <w:szCs w:val="28"/>
+          <w:lang w:eastAsia="en-US"/>
+        </w:rPr>
+        <w:t xml:space="preserve">, °С; </w:t>
       </w:r>
     </w:p>
     <w:p>
@@ -7567,47 +7930,6 @@
           <w:szCs w:val="28"/>
           <w:lang w:val="en-US" w:eastAsia="en-US"/>
         </w:rPr>
-        <w:t>t</w:t>
-      </w:r>
-      <w:r>
-        <w:rPr>
-          <w:noProof/>
-          <w:sz w:val="28"/>
-          <w:szCs w:val="28"/>
-          <w:vertAlign w:val="subscript"/>
-          <w:lang w:val="en-US" w:eastAsia="en-US"/>
-        </w:rPr>
-        <w:t>e</w:t>
-      </w:r>
-      <w:r>
-        <w:rPr>
-          <w:noProof/>
-          <w:sz w:val="28"/>
-          <w:szCs w:val="28"/>
-          <w:lang w:eastAsia="en-US"/>
-        </w:rPr>
-        <w:t xml:space="preserve"> – ташқи ҳисобий ҳаво ҳарорати, °С; </w:t>
-      </w:r>
-    </w:p>
-    <w:p>
-      <w:pPr>
-        <w:spacing w:after="120"/>
-        <w:ind w:firstLine="851"/>
-        <w:jc w:val="both"/>
-        <w:rPr>
-          <w:noProof/>
-          <w:sz w:val="28"/>
-          <w:szCs w:val="28"/>
-          <w:lang w:eastAsia="en-US"/>
-        </w:rPr>
-      </w:pPr>
-      <w:r>
-        <w:rPr>
-          <w:noProof/>
-          <w:sz w:val="28"/>
-          <w:szCs w:val="28"/>
-          <w:lang w:val="en-US" w:eastAsia="en-US"/>
-        </w:rPr>
         <w:t>R</w:t>
       </w:r>
       <w:r>
@@ -7689,9 +8011,31 @@
           <w:noProof/>
           <w:sz w:val="28"/>
           <w:szCs w:val="28"/>
+          <w:highlight w:val="yellow"/>
           <w:lang w:val="uz-Cyrl-UZ" w:eastAsia="en-US"/>
         </w:rPr>
         <w:t xml:space="preserve">Q= </w:t>
+      </w:r>
+      <w:r>
+        <w:rPr>
+          <w:noProof/>
+          <w:sz w:val="28"/>
+          <w:szCs w:val="28"/>
+          <w:highlight w:val="yellow"/>
+          <w:lang w:val="uz-Cyrl-UZ" w:eastAsia="en-US"/>
+        </w:rPr>
+        <w:t>0,024</w:t>
+      </w:r>
+      <w:r>
+        <w:rPr>
+          <w:rStyle w:val="mbin"/>
+          <w:noProof/>
+          <w:sz w:val="28"/>
+          <w:szCs w:val="28"/>
+          <w:highlight w:val="yellow"/>
+          <w:lang w:val="uz-Cyrl-UZ"/>
+        </w:rPr>
+        <w:t>×</w:t>
       </w:r>
       <w:r>
         <w:rPr>
@@ -7701,6 +8045,7 @@
           <w:noProof/>
           <w:sz w:val="28"/>
           <w:szCs w:val="28"/>
+          <w:highlight w:val="yellow"/>
           <w:lang w:val="uz-Cyrl-UZ"/>
         </w:rPr>
         <w:t>10</w:t>
@@ -7713,6 +8058,7 @@
           <w:noProof/>
           <w:sz w:val="28"/>
           <w:szCs w:val="28"/>
+          <w:highlight w:val="yellow"/>
           <w:lang w:val="uz-Cyrl-UZ"/>
         </w:rPr>
         <w:t>79,2</w:t>
@@ -7723,9 +8069,10 @@
           <w:noProof/>
           <w:sz w:val="28"/>
           <w:szCs w:val="28"/>
-          <w:lang w:val="uz-Cyrl-UZ"/>
-        </w:rPr>
-        <w:t>×3</w:t>
+          <w:highlight w:val="yellow"/>
+          <w:lang w:val="uz-Cyrl-UZ"/>
+        </w:rPr>
+        <w:t>×</w:t>
       </w:r>
       <w:r>
         <w:rPr>
@@ -7733,9 +8080,10 @@
           <w:noProof/>
           <w:sz w:val="28"/>
           <w:szCs w:val="28"/>
-          <w:lang w:val="uz-Cyrl-UZ"/>
-        </w:rPr>
-        <w:t>5</w:t>
+          <w:highlight w:val="yellow"/>
+          <w:lang w:val="uz-Cyrl-UZ"/>
+        </w:rPr>
+        <w:t>2877</w:t>
       </w:r>
       <w:r>
         <w:rPr>
@@ -7743,6 +8091,7 @@
           <w:noProof/>
           <w:sz w:val="28"/>
           <w:szCs w:val="28"/>
+          <w:highlight w:val="yellow"/>
           <w:lang w:val="uz-Cyrl-UZ"/>
         </w:rPr>
         <w:t>/</w:t>
@@ -7755,6 +8104,7 @@
           <w:noProof/>
           <w:sz w:val="28"/>
           <w:szCs w:val="28"/>
+          <w:highlight w:val="yellow"/>
           <w:lang w:val="uz-Cyrl-UZ"/>
         </w:rPr>
         <w:t>0,92</w:t>
@@ -7767,6 +8117,7 @@
           <w:noProof/>
           <w:sz w:val="28"/>
           <w:szCs w:val="28"/>
+          <w:highlight w:val="yellow"/>
           <w:lang w:val="uz-Cyrl-UZ"/>
         </w:rPr>
         <w:t>=</w:t>
@@ -7779,6 +8130,7 @@
           <w:noProof/>
           <w:sz w:val="28"/>
           <w:szCs w:val="28"/>
+          <w:highlight w:val="yellow"/>
           <w:lang w:val="uz-Cyrl-UZ"/>
         </w:rPr>
         <w:t>41056,5</w:t>
@@ -7791,18 +8143,42 @@
           <w:noProof/>
           <w:sz w:val="28"/>
           <w:szCs w:val="28"/>
+          <w:highlight w:val="yellow"/>
           <w:lang w:val="uz-Cyrl-UZ"/>
         </w:rPr>
         <w:t xml:space="preserve"> </w:t>
       </w:r>
       <w:r>
         <w:rPr>
-          <w:noProof/>
-          <w:sz w:val="28"/>
-          <w:szCs w:val="28"/>
+          <w:rStyle w:val="a6"/>
+          <w:b w:val="0"/>
+          <w:bCs w:val="0"/>
+          <w:noProof/>
+          <w:sz w:val="28"/>
+          <w:szCs w:val="28"/>
+          <w:highlight w:val="yellow"/>
+          <w:lang w:val="uz-Cyrl-UZ"/>
+        </w:rPr>
+        <w:t>к</w:t>
+      </w:r>
+      <w:r>
+        <w:rPr>
+          <w:noProof/>
+          <w:sz w:val="28"/>
+          <w:szCs w:val="28"/>
+          <w:highlight w:val="yellow"/>
           <w:lang w:val="uz-Cyrl-UZ" w:eastAsia="en-US"/>
         </w:rPr>
         <w:t>Вт</w:t>
+      </w:r>
+      <w:r>
+        <w:rPr>
+          <w:noProof/>
+          <w:sz w:val="28"/>
+          <w:szCs w:val="28"/>
+          <w:lang w:val="uz-Cyrl-UZ" w:eastAsia="en-US"/>
+        </w:rPr>
+        <w:t>*соат</w:t>
       </w:r>
     </w:p>
     <w:p>
@@ -7828,6 +8204,7 @@
           <w:szCs w:val="28"/>
           <w:lang w:val="uz-Cyrl-UZ"/>
         </w:rPr>
+        <w:lastRenderedPageBreak/>
         <w:t xml:space="preserve">Том </w:t>
       </w:r>
       <w:bookmarkStart w:id="4" w:name="_Hlk235199516"/>
@@ -7861,9 +8238,9 @@
           <w:noProof/>
           <w:sz w:val="28"/>
           <w:szCs w:val="28"/>
+          <w:highlight w:val="yellow"/>
           <w:lang w:val="en-US" w:eastAsia="en-US"/>
         </w:rPr>
-        <w:lastRenderedPageBreak/>
         <w:t>Q</w:t>
       </w:r>
       <w:r>
@@ -7871,6 +8248,7 @@
           <w:noProof/>
           <w:sz w:val="28"/>
           <w:szCs w:val="28"/>
+          <w:highlight w:val="yellow"/>
           <w:lang w:eastAsia="en-US"/>
         </w:rPr>
         <w:t>=</w:t>
@@ -7880,6 +8258,28 @@
           <w:noProof/>
           <w:sz w:val="28"/>
           <w:szCs w:val="28"/>
+          <w:highlight w:val="yellow"/>
+          <w:lang w:val="uz-Cyrl-UZ" w:eastAsia="en-US"/>
+        </w:rPr>
+        <w:t>0,024</w:t>
+      </w:r>
+      <w:r>
+        <w:rPr>
+          <w:rStyle w:val="mbin"/>
+          <w:noProof/>
+          <w:sz w:val="28"/>
+          <w:szCs w:val="28"/>
+          <w:highlight w:val="yellow"/>
+          <w:lang w:val="uz-Cyrl-UZ"/>
+        </w:rPr>
+        <w:t>×</w:t>
+      </w:r>
+      <w:r>
+        <w:rPr>
+          <w:noProof/>
+          <w:sz w:val="28"/>
+          <w:szCs w:val="28"/>
+          <w:highlight w:val="yellow"/>
           <w:lang w:eastAsia="en-US"/>
         </w:rPr>
         <w:t>648,63</w:t>
@@ -7890,8 +8290,9 @@
           <w:noProof/>
           <w:sz w:val="28"/>
           <w:szCs w:val="28"/>
-        </w:rPr>
-        <w:t>×3</w:t>
+          <w:highlight w:val="yellow"/>
+        </w:rPr>
+        <w:t>×</w:t>
       </w:r>
       <w:r>
         <w:rPr>
@@ -7899,15 +8300,17 @@
           <w:noProof/>
           <w:sz w:val="28"/>
           <w:szCs w:val="28"/>
-          <w:lang w:val="uz-Cyrl-UZ"/>
-        </w:rPr>
-        <w:t>5</w:t>
-      </w:r>
-      <w:r>
-        <w:rPr>
-          <w:noProof/>
-          <w:sz w:val="28"/>
-          <w:szCs w:val="28"/>
+          <w:highlight w:val="yellow"/>
+          <w:lang w:val="uz-Cyrl-UZ"/>
+        </w:rPr>
+        <w:t>2877</w:t>
+      </w:r>
+      <w:r>
+        <w:rPr>
+          <w:noProof/>
+          <w:sz w:val="28"/>
+          <w:szCs w:val="28"/>
+          <w:highlight w:val="yellow"/>
           <w:lang w:eastAsia="en-US"/>
         </w:rPr>
         <w:t>/0,</w:t>
@@ -7917,6 +8320,7 @@
           <w:noProof/>
           <w:sz w:val="28"/>
           <w:szCs w:val="28"/>
+          <w:highlight w:val="yellow"/>
           <w:lang w:eastAsia="en-US"/>
         </w:rPr>
         <w:t>467</w:t>
@@ -7929,6 +8333,7 @@
           <w:noProof/>
           <w:sz w:val="28"/>
           <w:szCs w:val="28"/>
+          <w:highlight w:val="yellow"/>
         </w:rPr>
         <w:t>=</w:t>
       </w:r>
@@ -7940,6 +8345,7 @@
           <w:noProof/>
           <w:sz w:val="28"/>
           <w:szCs w:val="28"/>
+          <w:highlight w:val="yellow"/>
         </w:rPr>
         <w:t>48612,5</w:t>
       </w:r>
@@ -7951,17 +8357,41 @@
           <w:noProof/>
           <w:sz w:val="28"/>
           <w:szCs w:val="28"/>
+          <w:highlight w:val="yellow"/>
         </w:rPr>
         <w:t xml:space="preserve"> </w:t>
       </w:r>
       <w:r>
         <w:rPr>
-          <w:noProof/>
-          <w:sz w:val="28"/>
-          <w:szCs w:val="28"/>
-          <w:lang w:eastAsia="en-US"/>
+          <w:rStyle w:val="a6"/>
+          <w:b w:val="0"/>
+          <w:bCs w:val="0"/>
+          <w:noProof/>
+          <w:sz w:val="28"/>
+          <w:szCs w:val="28"/>
+          <w:highlight w:val="yellow"/>
+          <w:lang w:val="uz-Cyrl-UZ"/>
+        </w:rPr>
+        <w:t>к</w:t>
+      </w:r>
+      <w:r>
+        <w:rPr>
+          <w:noProof/>
+          <w:sz w:val="28"/>
+          <w:szCs w:val="28"/>
+          <w:highlight w:val="yellow"/>
+          <w:lang w:val="uz-Cyrl-UZ" w:eastAsia="en-US"/>
         </w:rPr>
         <w:t>Вт</w:t>
+      </w:r>
+      <w:r>
+        <w:rPr>
+          <w:noProof/>
+          <w:sz w:val="28"/>
+          <w:szCs w:val="28"/>
+          <w:lang w:val="uz-Cyrl-UZ" w:eastAsia="en-US"/>
+        </w:rPr>
+        <w:t>*соат</w:t>
       </w:r>
     </w:p>
     <w:p>
@@ -8025,6 +8455,7 @@
           <w:noProof/>
           <w:sz w:val="28"/>
           <w:szCs w:val="28"/>
+          <w:highlight w:val="yellow"/>
           <w:lang w:val="uz-Cyrl-UZ" w:eastAsia="en-US"/>
         </w:rPr>
         <w:t>Q=</w:t>
@@ -8034,8 +8465,30 @@
           <w:noProof/>
           <w:sz w:val="28"/>
           <w:szCs w:val="28"/>
+          <w:highlight w:val="yellow"/>
           <w:lang w:val="uz-Cyrl-UZ" w:eastAsia="en-US"/>
         </w:rPr>
+        <w:t>0,024</w:t>
+      </w:r>
+      <w:r>
+        <w:rPr>
+          <w:rStyle w:val="mbin"/>
+          <w:noProof/>
+          <w:sz w:val="28"/>
+          <w:szCs w:val="28"/>
+          <w:highlight w:val="yellow"/>
+          <w:lang w:val="uz-Cyrl-UZ"/>
+        </w:rPr>
+        <w:t>×</w:t>
+      </w:r>
+      <w:r>
+        <w:rPr>
+          <w:noProof/>
+          <w:sz w:val="28"/>
+          <w:szCs w:val="28"/>
+          <w:highlight w:val="yellow"/>
+          <w:lang w:val="uz-Cyrl-UZ" w:eastAsia="en-US"/>
+        </w:rPr>
         <w:t>258,2</w:t>
       </w:r>
       <w:r>
@@ -8044,9 +8497,10 @@
           <w:noProof/>
           <w:sz w:val="28"/>
           <w:szCs w:val="28"/>
-          <w:lang w:val="uz-Cyrl-UZ"/>
-        </w:rPr>
-        <w:t>×3</w:t>
+          <w:highlight w:val="yellow"/>
+          <w:lang w:val="uz-Cyrl-UZ"/>
+        </w:rPr>
+        <w:t>×</w:t>
       </w:r>
       <w:r>
         <w:rPr>
@@ -8054,15 +8508,17 @@
           <w:noProof/>
           <w:sz w:val="28"/>
           <w:szCs w:val="28"/>
-          <w:lang w:val="uz-Cyrl-UZ"/>
-        </w:rPr>
-        <w:t>5</w:t>
-      </w:r>
-      <w:r>
-        <w:rPr>
-          <w:noProof/>
-          <w:sz w:val="28"/>
-          <w:szCs w:val="28"/>
+          <w:highlight w:val="yellow"/>
+          <w:lang w:val="uz-Cyrl-UZ"/>
+        </w:rPr>
+        <w:t>2877</w:t>
+      </w:r>
+      <w:r>
+        <w:rPr>
+          <w:noProof/>
+          <w:sz w:val="28"/>
+          <w:szCs w:val="28"/>
+          <w:highlight w:val="yellow"/>
           <w:lang w:val="uz-Cyrl-UZ" w:eastAsia="en-US"/>
         </w:rPr>
         <w:t>/0,</w:t>
@@ -8072,6 +8528,7 @@
           <w:noProof/>
           <w:sz w:val="28"/>
           <w:szCs w:val="28"/>
+          <w:highlight w:val="yellow"/>
           <w:lang w:val="uz-Cyrl-UZ" w:eastAsia="en-US"/>
         </w:rPr>
         <w:t>62</w:t>
@@ -8084,6 +8541,7 @@
           <w:noProof/>
           <w:sz w:val="28"/>
           <w:szCs w:val="28"/>
+          <w:highlight w:val="yellow"/>
           <w:lang w:val="uz-Cyrl-UZ"/>
         </w:rPr>
         <w:t xml:space="preserve">= </w:t>
@@ -8096,6 +8554,7 @@
           <w:noProof/>
           <w:sz w:val="28"/>
           <w:szCs w:val="28"/>
+          <w:highlight w:val="yellow"/>
           <w:lang w:val="uz-Cyrl-UZ"/>
         </w:rPr>
         <w:t>14575,8</w:t>
@@ -8108,18 +8567,42 @@
           <w:noProof/>
           <w:sz w:val="28"/>
           <w:szCs w:val="28"/>
+          <w:highlight w:val="yellow"/>
           <w:lang w:val="uz-Cyrl-UZ"/>
         </w:rPr>
         <w:t xml:space="preserve"> </w:t>
       </w:r>
       <w:r>
         <w:rPr>
-          <w:noProof/>
-          <w:sz w:val="28"/>
-          <w:szCs w:val="28"/>
+          <w:rStyle w:val="a6"/>
+          <w:b w:val="0"/>
+          <w:bCs w:val="0"/>
+          <w:noProof/>
+          <w:sz w:val="28"/>
+          <w:szCs w:val="28"/>
+          <w:highlight w:val="yellow"/>
+          <w:lang w:val="uz-Cyrl-UZ"/>
+        </w:rPr>
+        <w:t>к</w:t>
+      </w:r>
+      <w:r>
+        <w:rPr>
+          <w:noProof/>
+          <w:sz w:val="28"/>
+          <w:szCs w:val="28"/>
+          <w:highlight w:val="yellow"/>
           <w:lang w:val="uz-Cyrl-UZ" w:eastAsia="en-US"/>
         </w:rPr>
         <w:t>Вт</w:t>
+      </w:r>
+      <w:r>
+        <w:rPr>
+          <w:noProof/>
+          <w:sz w:val="28"/>
+          <w:szCs w:val="28"/>
+          <w:lang w:val="uz-Cyrl-UZ" w:eastAsia="en-US"/>
+        </w:rPr>
+        <w:t>*соат</w:t>
       </w:r>
     </w:p>
     <w:p>
@@ -8174,6 +8657,7 @@
           <w:noProof/>
           <w:sz w:val="28"/>
           <w:szCs w:val="28"/>
+          <w:highlight w:val="yellow"/>
           <w:lang w:val="en-US" w:eastAsia="en-US"/>
         </w:rPr>
         <w:t>Q</w:t>
@@ -8183,6 +8667,7 @@
           <w:noProof/>
           <w:sz w:val="28"/>
           <w:szCs w:val="28"/>
+          <w:highlight w:val="yellow"/>
           <w:lang w:eastAsia="en-US"/>
         </w:rPr>
         <w:t>=</w:t>
@@ -8192,8 +8677,30 @@
           <w:noProof/>
           <w:sz w:val="28"/>
           <w:szCs w:val="28"/>
+          <w:highlight w:val="yellow"/>
           <w:lang w:val="uz-Cyrl-UZ" w:eastAsia="en-US"/>
         </w:rPr>
+        <w:t>0,024</w:t>
+      </w:r>
+      <w:r>
+        <w:rPr>
+          <w:rStyle w:val="mbin"/>
+          <w:noProof/>
+          <w:sz w:val="28"/>
+          <w:szCs w:val="28"/>
+          <w:highlight w:val="yellow"/>
+          <w:lang w:val="uz-Cyrl-UZ"/>
+        </w:rPr>
+        <w:t>×</w:t>
+      </w:r>
+      <w:r>
+        <w:rPr>
+          <w:noProof/>
+          <w:sz w:val="28"/>
+          <w:szCs w:val="28"/>
+          <w:highlight w:val="yellow"/>
+          <w:lang w:val="uz-Cyrl-UZ" w:eastAsia="en-US"/>
+        </w:rPr>
         <w:t>22,94</w:t>
       </w:r>
       <w:r>
@@ -8202,24 +8709,26 @@
           <w:noProof/>
           <w:sz w:val="28"/>
           <w:szCs w:val="28"/>
-        </w:rPr>
-        <w:t>×3</w:t>
-      </w:r>
-      <w:r>
-        <w:rPr>
-          <w:rStyle w:val="mbin"/>
-          <w:noProof/>
-          <w:sz w:val="28"/>
-          <w:szCs w:val="28"/>
-          <w:lang w:val="uz-Cyrl-UZ"/>
-        </w:rPr>
-        <w:t>5</w:t>
-      </w:r>
-      <w:r>
-        <w:rPr>
-          <w:noProof/>
-          <w:sz w:val="28"/>
-          <w:szCs w:val="28"/>
+          <w:highlight w:val="yellow"/>
+        </w:rPr>
+        <w:t>×</w:t>
+      </w:r>
+      <w:r>
+        <w:rPr>
+          <w:noProof/>
+          <w:sz w:val="28"/>
+          <w:szCs w:val="28"/>
+          <w:highlight w:val="yellow"/>
+          <w:lang w:val="uz-Cyrl-UZ" w:eastAsia="en-US"/>
+        </w:rPr>
+        <w:t>2877</w:t>
+      </w:r>
+      <w:r>
+        <w:rPr>
+          <w:noProof/>
+          <w:sz w:val="28"/>
+          <w:szCs w:val="28"/>
+          <w:highlight w:val="yellow"/>
           <w:lang w:eastAsia="en-US"/>
         </w:rPr>
         <w:t>/0,</w:t>
@@ -8229,6 +8738,7 @@
           <w:noProof/>
           <w:sz w:val="28"/>
           <w:szCs w:val="28"/>
+          <w:highlight w:val="yellow"/>
           <w:lang w:val="uz-Cyrl-UZ" w:eastAsia="en-US"/>
         </w:rPr>
         <w:t>56</w:t>
@@ -8241,6 +8751,7 @@
           <w:noProof/>
           <w:sz w:val="28"/>
           <w:szCs w:val="28"/>
+          <w:highlight w:val="yellow"/>
         </w:rPr>
         <w:t>=</w:t>
       </w:r>
@@ -8252,6 +8763,7 @@
           <w:noProof/>
           <w:sz w:val="28"/>
           <w:szCs w:val="28"/>
+          <w:highlight w:val="yellow"/>
           <w:lang w:val="uz-Cyrl-UZ"/>
         </w:rPr>
         <w:t xml:space="preserve"> </w:t>
@@ -8264,6 +8776,7 @@
           <w:noProof/>
           <w:sz w:val="28"/>
           <w:szCs w:val="28"/>
+          <w:highlight w:val="yellow"/>
           <w:lang w:val="uz-Cyrl-UZ"/>
         </w:rPr>
         <w:t>1433,75</w:t>
@@ -8276,18 +8789,42 @@
           <w:noProof/>
           <w:sz w:val="28"/>
           <w:szCs w:val="28"/>
+          <w:highlight w:val="yellow"/>
           <w:lang w:val="uz-Cyrl-UZ"/>
         </w:rPr>
         <w:t xml:space="preserve"> </w:t>
       </w:r>
       <w:r>
         <w:rPr>
-          <w:noProof/>
-          <w:sz w:val="28"/>
-          <w:szCs w:val="28"/>
-          <w:lang w:eastAsia="en-US"/>
+          <w:rStyle w:val="a6"/>
+          <w:b w:val="0"/>
+          <w:bCs w:val="0"/>
+          <w:noProof/>
+          <w:sz w:val="28"/>
+          <w:szCs w:val="28"/>
+          <w:highlight w:val="yellow"/>
+          <w:lang w:val="uz-Cyrl-UZ"/>
+        </w:rPr>
+        <w:t>к</w:t>
+      </w:r>
+      <w:r>
+        <w:rPr>
+          <w:noProof/>
+          <w:sz w:val="28"/>
+          <w:szCs w:val="28"/>
+          <w:highlight w:val="yellow"/>
+          <w:lang w:val="uz-Cyrl-UZ" w:eastAsia="en-US"/>
         </w:rPr>
         <w:t>Вт</w:t>
+      </w:r>
+      <w:r>
+        <w:rPr>
+          <w:noProof/>
+          <w:sz w:val="28"/>
+          <w:szCs w:val="28"/>
+          <w:lang w:val="uz-Cyrl-UZ" w:eastAsia="en-US"/>
+        </w:rPr>
+        <w:t>*соат</w:t>
       </w:r>
     </w:p>
     <w:p>
@@ -8947,18 +9484,7 @@
           <w:szCs w:val="28"/>
           <w:highlight w:val="yellow"/>
         </w:rPr>
-        <w:t>76</w:t>
-      </w:r>
-      <w:r>
-        <w:rPr>
-          <w:b/>
-          <w:bCs/>
-          <w:noProof/>
-          <w:sz w:val="28"/>
-          <w:szCs w:val="28"/>
-          <w:highlight w:val="yellow"/>
-        </w:rPr>
-        <w:t>%га</w:t>
+        <w:t>76%га</w:t>
       </w:r>
       <w:r>
         <w:rPr>
@@ -8998,15 +9524,7 @@
           <w:sz w:val="28"/>
           <w:szCs w:val="28"/>
         </w:rPr>
-        <w:t>Шу сабабли, бино</w:t>
-      </w:r>
-      <w:r>
-        <w:rPr>
-          <w:noProof/>
-          <w:sz w:val="28"/>
-          <w:szCs w:val="28"/>
-        </w:rPr>
-        <w:t>дан исси</w:t>
+        <w:t>Шу сабабли, бинодан исси</w:t>
       </w:r>
       <w:r>
         <w:rPr>
@@ -9040,15 +9558,7 @@
           <w:sz w:val="28"/>
           <w:szCs w:val="28"/>
         </w:rPr>
-        <w:t>отилиши</w:t>
-      </w:r>
-      <w:r>
-        <w:rPr>
-          <w:noProof/>
-          <w:sz w:val="28"/>
-          <w:szCs w:val="28"/>
-        </w:rPr>
-        <w:t xml:space="preserve"> деворларидан </w:t>
+        <w:t xml:space="preserve">отилиши деворларидан </w:t>
       </w:r>
       <w:r>
         <w:rPr>
@@ -9069,37 +9579,7 @@
           <w:szCs w:val="28"/>
           <w:lang w:val="uz-Cyrl-UZ"/>
         </w:rPr>
-        <w:t>, т</w:t>
-      </w:r>
-      <w:r>
-        <w:rPr>
-          <w:noProof/>
-          <w:color w:val="000000"/>
-          <w:sz w:val="28"/>
-          <w:szCs w:val="28"/>
-          <w:lang w:val="uz-Cyrl-UZ"/>
-        </w:rPr>
-        <w:t>ом</w:t>
-      </w:r>
-      <w:r>
-        <w:rPr>
-          <w:noProof/>
-          <w:color w:val="000000"/>
-          <w:sz w:val="28"/>
-          <w:szCs w:val="28"/>
-          <w:lang w:val="uz-Cyrl-UZ"/>
-        </w:rPr>
-        <w:t xml:space="preserve">дан </w:t>
-      </w:r>
-      <w:r>
-        <w:rPr>
-          <w:noProof/>
-          <w:color w:val="000000"/>
-          <w:sz w:val="28"/>
-          <w:szCs w:val="28"/>
-          <w:lang w:val="uz-Cyrl-UZ"/>
-        </w:rPr>
-        <w:t xml:space="preserve"> – </w:t>
+        <w:t xml:space="preserve">, томдан  – </w:t>
       </w:r>
       <w:r>
         <w:rPr>
@@ -9130,57 +9610,7 @@
           <w:szCs w:val="28"/>
           <w:lang w:val="uz-Cyrl-UZ"/>
         </w:rPr>
-        <w:t>дераза</w:t>
-      </w:r>
-      <w:r>
-        <w:rPr>
-          <w:noProof/>
-          <w:color w:val="000000"/>
-          <w:sz w:val="28"/>
-          <w:szCs w:val="28"/>
-          <w:lang w:val="uz-Cyrl-UZ"/>
-        </w:rPr>
-        <w:t>лар</w:t>
-      </w:r>
-      <w:r>
-        <w:rPr>
-          <w:noProof/>
-          <w:color w:val="000000"/>
-          <w:sz w:val="28"/>
-          <w:szCs w:val="28"/>
-          <w:lang w:val="uz-Cyrl-UZ"/>
-        </w:rPr>
-        <w:t>дан</w:t>
-      </w:r>
-      <w:r>
-        <w:rPr>
-          <w:noProof/>
-          <w:color w:val="000000"/>
-          <w:sz w:val="28"/>
-          <w:szCs w:val="28"/>
-          <w:lang w:val="uz-Cyrl-UZ"/>
-        </w:rPr>
-        <w:t xml:space="preserve"> – 13,8 %</w:t>
-      </w:r>
-      <w:r>
-        <w:rPr>
-          <w:noProof/>
-          <w:color w:val="000000"/>
-          <w:sz w:val="28"/>
-          <w:szCs w:val="28"/>
-          <w:lang w:val="uz-Cyrl-UZ"/>
-        </w:rPr>
-        <w:t>ни ташкил этади.</w:t>
-      </w:r>
-      <w:r>
-        <w:rPr>
-          <w:noProof/>
-          <w:color w:val="000000"/>
-          <w:sz w:val="28"/>
-          <w:szCs w:val="28"/>
-          <w:lang w:val="uz-Cyrl-UZ"/>
-        </w:rPr>
-        <w:t xml:space="preserve"> </w:t>
+        <w:t xml:space="preserve">деразалардан – 13,8 %ни ташкил этади. </w:t>
       </w:r>
     </w:p>
     <w:p>
@@ -9370,15 +9800,131 @@
           <w:noProof/>
           <w:sz w:val="28"/>
           <w:szCs w:val="28"/>
-        </w:rPr>
-      </w:pPr>
-      <w:r>
-        <w:rPr>
-          <w:noProof/>
-          <w:sz w:val="28"/>
-          <w:szCs w:val="28"/>
-        </w:rPr>
-        <w:t>Бунда базальт минерал пахтаси, пенополистирол ёки бошқа меъёрий талабларга жавоб берувчи иссиқлик изоляция материалларидан фойдаланиш мумкин.</w:t>
+          <w:lang w:val="uz-Cyrl-UZ"/>
+        </w:rPr>
+      </w:pPr>
+      <w:r>
+        <w:rPr>
+          <w:noProof/>
+          <w:sz w:val="28"/>
+          <w:szCs w:val="28"/>
+          <w:lang w:val="uz-Cyrl-UZ"/>
+        </w:rPr>
+        <w:t>Бунда иссиқлик йўқотилиши қуйидагичи хисобланади:</w:t>
+      </w:r>
+    </w:p>
+    <w:p>
+      <w:pPr>
+        <w:spacing w:after="120"/>
+        <w:ind w:firstLine="851"/>
+        <w:jc w:val="center"/>
+        <w:rPr>
+          <w:noProof/>
+          <w:sz w:val="28"/>
+          <w:szCs w:val="28"/>
+          <w:lang w:eastAsia="en-US"/>
+        </w:rPr>
+      </w:pPr>
+      <w:r>
+        <w:rPr>
+          <w:noProof/>
+          <w:sz w:val="28"/>
+          <w:szCs w:val="28"/>
+          <w:highlight w:val="yellow"/>
+          <w:lang w:val="uz-Cyrl-UZ" w:eastAsia="en-US"/>
+        </w:rPr>
+        <w:t>Q= 0,024</w:t>
+      </w:r>
+      <w:r>
+        <w:rPr>
+          <w:rStyle w:val="mbin"/>
+          <w:noProof/>
+          <w:sz w:val="28"/>
+          <w:szCs w:val="28"/>
+          <w:highlight w:val="yellow"/>
+          <w:lang w:val="uz-Cyrl-UZ"/>
+        </w:rPr>
+        <w:t>×</w:t>
+      </w:r>
+      <w:r>
+        <w:rPr>
+          <w:rStyle w:val="a6"/>
+          <w:b w:val="0"/>
+          <w:bCs w:val="0"/>
+          <w:noProof/>
+          <w:sz w:val="28"/>
+          <w:szCs w:val="28"/>
+          <w:highlight w:val="yellow"/>
+          <w:lang w:val="uz-Cyrl-UZ"/>
+        </w:rPr>
+        <w:t>1079,2</w:t>
+      </w:r>
+      <w:r>
+        <w:rPr>
+          <w:rStyle w:val="mbin"/>
+          <w:noProof/>
+          <w:sz w:val="28"/>
+          <w:szCs w:val="28"/>
+          <w:highlight w:val="yellow"/>
+          <w:lang w:val="uz-Cyrl-UZ"/>
+        </w:rPr>
+        <w:t>×2877</w:t>
+      </w:r>
+      <w:r>
+        <w:rPr>
+          <w:rStyle w:val="a6"/>
+          <w:noProof/>
+          <w:sz w:val="28"/>
+          <w:szCs w:val="28"/>
+          <w:highlight w:val="yellow"/>
+          <w:lang w:val="uz-Cyrl-UZ"/>
+        </w:rPr>
+        <w:t>/</w:t>
+      </w:r>
+      <w:r>
+        <w:rPr>
+          <w:rStyle w:val="a6"/>
+          <w:b w:val="0"/>
+          <w:bCs w:val="0"/>
+          <w:noProof/>
+          <w:sz w:val="28"/>
+          <w:szCs w:val="28"/>
+          <w:highlight w:val="yellow"/>
+          <w:lang w:val="uz-Cyrl-UZ"/>
+        </w:rPr>
+        <w:t xml:space="preserve">2=37258,3 </w:t>
+      </w:r>
+      <w:r>
+        <w:rPr>
+          <w:rStyle w:val="a6"/>
+          <w:b w:val="0"/>
+          <w:bCs w:val="0"/>
+          <w:noProof/>
+          <w:sz w:val="28"/>
+          <w:szCs w:val="28"/>
+          <w:highlight w:val="yellow"/>
+          <w:lang w:val="uz-Cyrl-UZ"/>
+        </w:rPr>
+        <w:t>к</w:t>
+      </w:r>
+      <w:r>
+        <w:rPr>
+          <w:noProof/>
+          <w:sz w:val="28"/>
+          <w:szCs w:val="28"/>
+          <w:highlight w:val="yellow"/>
+          <w:lang w:val="uz-Cyrl-UZ" w:eastAsia="en-US"/>
+        </w:rPr>
+        <w:t>Вт</w:t>
+      </w:r>
+      <w:r>
+        <w:rPr>
+          <w:noProof/>
+          <w:sz w:val="28"/>
+          <w:szCs w:val="28"/>
+          <w:lang w:val="uz-Cyrl-UZ" w:eastAsia="en-US"/>
+        </w:rPr>
+        <w:t>*соат</w:t>
       </w:r>
     </w:p>
     <w:p>
@@ -9391,26 +9937,70 @@
           <w:noProof/>
           <w:sz w:val="28"/>
           <w:szCs w:val="28"/>
-        </w:rPr>
-      </w:pPr>
-      <w:r>
-        <w:rPr>
-          <w:rStyle w:val="a6"/>
-          <w:noProof/>
-          <w:sz w:val="28"/>
-          <w:szCs w:val="28"/>
-          <w:lang w:val="en-US"/>
-        </w:rPr>
-        <w:t>4.</w:t>
-      </w:r>
-      <w:r>
-        <w:rPr>
-          <w:rStyle w:val="a6"/>
-          <w:noProof/>
-          <w:sz w:val="28"/>
-          <w:szCs w:val="28"/>
-        </w:rPr>
-        <w:t>2. Чордоқ ораёпмасини қўшимча изоляциялаш</w:t>
+          <w:lang w:val="uz-Cyrl-UZ"/>
+        </w:rPr>
+      </w:pPr>
+      <w:r>
+        <w:rPr>
+          <w:noProof/>
+          <w:sz w:val="28"/>
+          <w:szCs w:val="28"/>
+        </w:rPr>
+        <w:t>Ташқи деворларни</w:t>
+      </w:r>
+      <w:r>
+        <w:rPr>
+          <w:noProof/>
+          <w:sz w:val="28"/>
+          <w:szCs w:val="28"/>
+          <w:lang w:val="uz-Cyrl-UZ"/>
+        </w:rPr>
+        <w:t xml:space="preserve"> </w:t>
+      </w:r>
+      <w:r>
+        <w:rPr>
+          <w:noProof/>
+          <w:sz w:val="28"/>
+          <w:szCs w:val="28"/>
+        </w:rPr>
+        <w:t>иссиқлик узатилишига келтирилган қаршилиги</w:t>
+      </w:r>
+      <w:r>
+        <w:rPr>
+          <w:noProof/>
+          <w:sz w:val="28"/>
+          <w:szCs w:val="28"/>
+          <w:lang w:val="uz-Cyrl-UZ"/>
+        </w:rPr>
+        <w:t xml:space="preserve"> меъёр даражасида таъминлаш орқали йилига </w:t>
+      </w:r>
+      <w:r>
+        <w:rPr>
+          <w:noProof/>
+          <w:sz w:val="28"/>
+          <w:szCs w:val="28"/>
+          <w:highlight w:val="yellow"/>
+          <w:lang w:val="uz-Cyrl-UZ"/>
+        </w:rPr>
+        <w:t>4444</w:t>
+      </w:r>
+      <w:r>
+        <w:rPr>
+          <w:noProof/>
+          <w:sz w:val="28"/>
+          <w:szCs w:val="28"/>
+          <w:lang w:val="uz-Cyrl-UZ"/>
+        </w:rPr>
+        <w:t xml:space="preserve"> кВт/соат энергия тежалади</w:t>
+      </w:r>
+      <w:r>
+        <w:rPr>
+          <w:noProof/>
+          <w:sz w:val="28"/>
+          <w:szCs w:val="28"/>
+          <w:lang w:val="uz-Cyrl-UZ"/>
+        </w:rPr>
+        <w:t>.</w:t>
       </w:r>
     </w:p>
     <w:p>
@@ -9431,88 +10021,8 @@
           <w:sz w:val="28"/>
           <w:szCs w:val="28"/>
         </w:rPr>
-        <w:t xml:space="preserve">Чордоқ ораёпмасининг иссиқлик қаршилиги </w:t>
-      </w:r>
-      <w:r>
-        <w:rPr>
-          <w:rStyle w:val="a6"/>
-          <w:noProof/>
-          <w:sz w:val="28"/>
-          <w:szCs w:val="28"/>
-          <w:highlight w:val="yellow"/>
-        </w:rPr>
-        <w:t>0,78</w:t>
-      </w:r>
-      <w:r>
-        <w:rPr>
-          <w:rStyle w:val="a6"/>
-          <w:noProof/>
-          <w:sz w:val="28"/>
-          <w:szCs w:val="28"/>
-        </w:rPr>
-        <w:t xml:space="preserve"> м²·°С/Вт</w:t>
-      </w:r>
-      <w:r>
-        <w:rPr>
-          <w:noProof/>
-          <w:sz w:val="28"/>
-          <w:szCs w:val="28"/>
-        </w:rPr>
-        <w:t xml:space="preserve">, меъёрий қиймати эса </w:t>
-      </w:r>
-      <w:r>
-        <w:rPr>
-          <w:rStyle w:val="a6"/>
-          <w:noProof/>
-          <w:sz w:val="28"/>
-          <w:szCs w:val="28"/>
-          <w:highlight w:val="yellow"/>
-        </w:rPr>
-        <w:t>3,2</w:t>
-      </w:r>
-      <w:r>
-        <w:rPr>
-          <w:rStyle w:val="a6"/>
-          <w:noProof/>
-          <w:sz w:val="28"/>
-          <w:szCs w:val="28"/>
-        </w:rPr>
-        <w:t xml:space="preserve"> м²·°С/Вт</w:t>
-      </w:r>
-      <w:r>
-        <w:rPr>
-          <w:noProof/>
-          <w:sz w:val="28"/>
-          <w:szCs w:val="28"/>
-        </w:rPr>
-        <w:t xml:space="preserve">. Шунинг учун том/чордоқ қисми орқали иссиқлик йўқотишларини камайтириш мақсадида </w:t>
-      </w:r>
-      <w:r>
-        <w:rPr>
-          <w:noProof/>
-          <w:sz w:val="28"/>
-          <w:szCs w:val="28"/>
-          <w:highlight w:val="yellow"/>
-        </w:rPr>
-        <w:t xml:space="preserve">мавжуд керамзит қатламини текшириш ва зарур ҳолларда </w:t>
-      </w:r>
-      <w:r>
-        <w:rPr>
-          <w:noProof/>
-          <w:sz w:val="28"/>
-          <w:szCs w:val="28"/>
-          <w:highlight w:val="yellow"/>
-        </w:rPr>
         <w:lastRenderedPageBreak/>
-        <w:t>қўшимча</w:t>
-      </w:r>
-      <w:r>
-        <w:rPr>
-          <w:noProof/>
-          <w:sz w:val="28"/>
-          <w:szCs w:val="28"/>
-        </w:rPr>
-        <w:t xml:space="preserve"> минерал пахта, базальт плита ёки бошқа самарали иссиқлик изоляцияси билан кучайтириш тавсия этилади. </w:t>
+        <w:t>Бунда базальт минерал пахтаси, пенополистирол ёки бошқа меъёрий талабларга жавоб берувчи иссиқлик изоляция материалларидан фойдаланиш мумкин.</w:t>
       </w:r>
     </w:p>
     <w:p>
@@ -9544,7 +10054,7 @@
           <w:sz w:val="28"/>
           <w:szCs w:val="28"/>
         </w:rPr>
-        <w:t>3. Деразаларни модернизация қилиш</w:t>
+        <w:t>2. Чордоқ ораёпмасини қўшимча изоляциялаш</w:t>
       </w:r>
     </w:p>
     <w:p>
@@ -9565,7 +10075,7 @@
           <w:sz w:val="28"/>
           <w:szCs w:val="28"/>
         </w:rPr>
-        <w:t xml:space="preserve">Деразаларнинг иссиқлик қаршилиги </w:t>
+        <w:t xml:space="preserve">Чордоқ ораёпмасининг иссиқлик қаршилиги </w:t>
       </w:r>
       <w:r>
         <w:rPr>
@@ -9575,7 +10085,7 @@
           <w:szCs w:val="28"/>
           <w:highlight w:val="yellow"/>
         </w:rPr>
-        <w:t>0,35</w:t>
+        <w:t>0,78</w:t>
       </w:r>
       <w:r>
         <w:rPr>
@@ -9592,7 +10102,7 @@
           <w:sz w:val="28"/>
           <w:szCs w:val="28"/>
         </w:rPr>
-        <w:t xml:space="preserve">, меъёрий қиймати </w:t>
+        <w:t xml:space="preserve">, меъёрий қиймати эса </w:t>
       </w:r>
       <w:r>
         <w:rPr>
@@ -9602,7 +10112,7 @@
           <w:szCs w:val="28"/>
           <w:highlight w:val="yellow"/>
         </w:rPr>
-        <w:t>0,53</w:t>
+        <w:t>3,2</w:t>
       </w:r>
       <w:r>
         <w:rPr>
@@ -9619,7 +10129,24 @@
           <w:sz w:val="28"/>
           <w:szCs w:val="28"/>
         </w:rPr>
-        <w:t xml:space="preserve">. Шунинг учун эски деразаларни икки ёки уч камерали энергия тежамкор ойнавандликка эга конструкцияларга алмаштириш тавсия этилади. </w:t>
+        <w:t xml:space="preserve">. Шунинг учун том/чордоқ қисми орқали иссиқлик йўқотишларини камайтириш мақсадида </w:t>
+      </w:r>
+      <w:r>
+        <w:rPr>
+          <w:noProof/>
+          <w:sz w:val="28"/>
+          <w:szCs w:val="28"/>
+          <w:highlight w:val="yellow"/>
+        </w:rPr>
+        <w:t>мавжуд керамзит қатламини текшириш ва зарур ҳолларда қўшимча</w:t>
+      </w:r>
+      <w:r>
+        <w:rPr>
+          <w:noProof/>
+          <w:sz w:val="28"/>
+          <w:szCs w:val="28"/>
+        </w:rPr>
+        <w:t xml:space="preserve"> минерал пахта, базальт плита ёки бошқа самарали иссиқлик изоляцияси билан кучайтириш тавсия этилади. </w:t>
       </w:r>
     </w:p>
     <w:p>
@@ -9632,17 +10159,75 @@
           <w:noProof/>
           <w:sz w:val="28"/>
           <w:szCs w:val="28"/>
-        </w:rPr>
-      </w:pPr>
+          <w:lang w:val="uz-Cyrl-UZ"/>
+        </w:rPr>
+      </w:pPr>
+      <w:r>
+        <w:rPr>
+          <w:noProof/>
+          <w:sz w:val="28"/>
+          <w:szCs w:val="28"/>
+          <w:lang w:val="uz-Cyrl-UZ"/>
+        </w:rPr>
+        <w:t>Бунда иссиқлик йўқотилиши қуйидагичи хисобланади:</w:t>
+      </w:r>
+    </w:p>
+    <w:p>
+      <w:pPr>
+        <w:spacing w:after="120"/>
+        <w:ind w:firstLine="851"/>
+        <w:jc w:val="center"/>
+        <w:rPr>
+          <w:noProof/>
+          <w:sz w:val="28"/>
+          <w:szCs w:val="28"/>
+          <w:lang w:eastAsia="en-US"/>
+        </w:rPr>
+      </w:pPr>
+      <w:r>
+        <w:rPr>
+          <w:noProof/>
+          <w:sz w:val="28"/>
+          <w:szCs w:val="28"/>
+          <w:highlight w:val="yellow"/>
+          <w:lang w:val="uz-Cyrl-UZ" w:eastAsia="en-US"/>
+        </w:rPr>
+        <w:t>Q= 0,024</w:t>
+      </w:r>
+      <w:r>
+        <w:rPr>
+          <w:rStyle w:val="mbin"/>
+          <w:noProof/>
+          <w:sz w:val="28"/>
+          <w:szCs w:val="28"/>
+          <w:highlight w:val="yellow"/>
+          <w:lang w:val="uz-Cyrl-UZ"/>
+        </w:rPr>
+        <w:t>×</w:t>
+      </w:r>
       <w:r>
         <w:rPr>
           <w:rStyle w:val="a6"/>
-          <w:noProof/>
-          <w:sz w:val="28"/>
-          <w:szCs w:val="28"/>
-          <w:lang w:val="uz-Cyrl-UZ"/>
-        </w:rPr>
-        <w:t>4.</w:t>
+          <w:b w:val="0"/>
+          <w:bCs w:val="0"/>
+          <w:noProof/>
+          <w:sz w:val="28"/>
+          <w:szCs w:val="28"/>
+          <w:highlight w:val="yellow"/>
+          <w:lang w:val="uz-Cyrl-UZ"/>
+        </w:rPr>
+        <w:t>1079,2</w:t>
+      </w:r>
+      <w:r>
+        <w:rPr>
+          <w:rStyle w:val="mbin"/>
+          <w:noProof/>
+          <w:sz w:val="28"/>
+          <w:szCs w:val="28"/>
+          <w:highlight w:val="yellow"/>
+          <w:lang w:val="uz-Cyrl-UZ"/>
+        </w:rPr>
+        <w:t>×2877</w:t>
       </w:r>
       <w:r>
         <w:rPr>
@@ -9650,8 +10235,55 @@
           <w:noProof/>
           <w:sz w:val="28"/>
           <w:szCs w:val="28"/>
-        </w:rPr>
-        <w:t>4. Кириш эшикларини иссиқликдан ҳимоялаш</w:t>
+          <w:highlight w:val="yellow"/>
+          <w:lang w:val="uz-Cyrl-UZ"/>
+        </w:rPr>
+        <w:t>/</w:t>
+      </w:r>
+      <w:r>
+        <w:rPr>
+          <w:rStyle w:val="a6"/>
+          <w:b w:val="0"/>
+          <w:bCs w:val="0"/>
+          <w:noProof/>
+          <w:sz w:val="28"/>
+          <w:szCs w:val="28"/>
+          <w:highlight w:val="yellow"/>
+          <w:lang w:val="uz-Cyrl-UZ"/>
+        </w:rPr>
+        <w:t xml:space="preserve">2=37258,3 </w:t>
+      </w:r>
+      <w:r>
+        <w:rPr>
+          <w:rStyle w:val="a6"/>
+          <w:b w:val="0"/>
+          <w:bCs w:val="0"/>
+          <w:noProof/>
+          <w:sz w:val="28"/>
+          <w:szCs w:val="28"/>
+          <w:highlight w:val="yellow"/>
+          <w:lang w:val="uz-Cyrl-UZ"/>
+        </w:rPr>
+        <w:t>к</w:t>
+      </w:r>
+      <w:r>
+        <w:rPr>
+          <w:noProof/>
+          <w:sz w:val="28"/>
+          <w:szCs w:val="28"/>
+          <w:highlight w:val="yellow"/>
+          <w:lang w:val="uz-Cyrl-UZ" w:eastAsia="en-US"/>
+        </w:rPr>
+        <w:t>Вт</w:t>
+      </w:r>
+      <w:r>
+        <w:rPr>
+          <w:noProof/>
+          <w:sz w:val="28"/>
+          <w:szCs w:val="28"/>
+          <w:lang w:val="uz-Cyrl-UZ" w:eastAsia="en-US"/>
+        </w:rPr>
+        <w:t>*соат</w:t>
       </w:r>
     </w:p>
     <w:p>
@@ -9664,6 +10296,366 @@
           <w:noProof/>
           <w:sz w:val="28"/>
           <w:szCs w:val="28"/>
+          <w:lang w:val="uz-Cyrl-UZ"/>
+        </w:rPr>
+      </w:pPr>
+      <w:r>
+        <w:rPr>
+          <w:noProof/>
+          <w:sz w:val="28"/>
+          <w:szCs w:val="28"/>
+        </w:rPr>
+        <w:t>Ташқи деворларни</w:t>
+      </w:r>
+      <w:r>
+        <w:rPr>
+          <w:noProof/>
+          <w:sz w:val="28"/>
+          <w:szCs w:val="28"/>
+          <w:lang w:val="uz-Cyrl-UZ"/>
+        </w:rPr>
+        <w:t xml:space="preserve"> </w:t>
+      </w:r>
+      <w:r>
+        <w:rPr>
+          <w:noProof/>
+          <w:sz w:val="28"/>
+          <w:szCs w:val="28"/>
+        </w:rPr>
+        <w:t>иссиқлик узатилишига келтирилган қаршилиги</w:t>
+      </w:r>
+      <w:r>
+        <w:rPr>
+          <w:noProof/>
+          <w:sz w:val="28"/>
+          <w:szCs w:val="28"/>
+          <w:lang w:val="uz-Cyrl-UZ"/>
+        </w:rPr>
+        <w:t xml:space="preserve"> меъёр даражасида таъминлаш орқали йилига </w:t>
+      </w:r>
+      <w:r>
+        <w:rPr>
+          <w:noProof/>
+          <w:sz w:val="28"/>
+          <w:szCs w:val="28"/>
+          <w:highlight w:val="yellow"/>
+          <w:lang w:val="uz-Cyrl-UZ"/>
+        </w:rPr>
+        <w:t>4444</w:t>
+      </w:r>
+      <w:r>
+        <w:rPr>
+          <w:noProof/>
+          <w:sz w:val="28"/>
+          <w:szCs w:val="28"/>
+          <w:lang w:val="uz-Cyrl-UZ"/>
+        </w:rPr>
+        <w:t xml:space="preserve"> кВт/соат энергия тежалади.</w:t>
+      </w:r>
+    </w:p>
+    <w:p>
+      <w:pPr>
+        <w:pStyle w:val="ac"/>
+        <w:spacing w:before="0" w:beforeAutospacing="0" w:after="120" w:afterAutospacing="0"/>
+        <w:ind w:firstLine="851"/>
+        <w:jc w:val="both"/>
+        <w:rPr>
+          <w:noProof/>
+          <w:sz w:val="28"/>
+          <w:szCs w:val="28"/>
+        </w:rPr>
+      </w:pPr>
+      <w:r>
+        <w:rPr>
+          <w:rStyle w:val="a6"/>
+          <w:noProof/>
+          <w:sz w:val="28"/>
+          <w:szCs w:val="28"/>
+          <w:lang w:val="en-US"/>
+        </w:rPr>
+        <w:t>4.</w:t>
+      </w:r>
+      <w:r>
+        <w:rPr>
+          <w:rStyle w:val="a6"/>
+          <w:noProof/>
+          <w:sz w:val="28"/>
+          <w:szCs w:val="28"/>
+        </w:rPr>
+        <w:t>3. Деразаларни модернизация қилиш</w:t>
+      </w:r>
+    </w:p>
+    <w:p>
+      <w:pPr>
+        <w:pStyle w:val="ac"/>
+        <w:spacing w:before="0" w:beforeAutospacing="0" w:after="120" w:afterAutospacing="0"/>
+        <w:ind w:firstLine="851"/>
+        <w:jc w:val="both"/>
+        <w:rPr>
+          <w:noProof/>
+          <w:sz w:val="28"/>
+          <w:szCs w:val="28"/>
+        </w:rPr>
+      </w:pPr>
+      <w:r>
+        <w:rPr>
+          <w:noProof/>
+          <w:sz w:val="28"/>
+          <w:szCs w:val="28"/>
+        </w:rPr>
+        <w:t xml:space="preserve">Деразаларнинг иссиқлик қаршилиги </w:t>
+      </w:r>
+      <w:r>
+        <w:rPr>
+          <w:rStyle w:val="a6"/>
+          <w:noProof/>
+          <w:sz w:val="28"/>
+          <w:szCs w:val="28"/>
+          <w:highlight w:val="yellow"/>
+        </w:rPr>
+        <w:t>0,35</w:t>
+      </w:r>
+      <w:r>
+        <w:rPr>
+          <w:rStyle w:val="a6"/>
+          <w:noProof/>
+          <w:sz w:val="28"/>
+          <w:szCs w:val="28"/>
+        </w:rPr>
+        <w:t xml:space="preserve"> м²·°С/Вт</w:t>
+      </w:r>
+      <w:r>
+        <w:rPr>
+          <w:noProof/>
+          <w:sz w:val="28"/>
+          <w:szCs w:val="28"/>
+        </w:rPr>
+        <w:t xml:space="preserve">, меъёрий қиймати </w:t>
+      </w:r>
+      <w:r>
+        <w:rPr>
+          <w:rStyle w:val="a6"/>
+          <w:noProof/>
+          <w:sz w:val="28"/>
+          <w:szCs w:val="28"/>
+          <w:highlight w:val="yellow"/>
+        </w:rPr>
+        <w:t>0,53</w:t>
+      </w:r>
+      <w:r>
+        <w:rPr>
+          <w:rStyle w:val="a6"/>
+          <w:noProof/>
+          <w:sz w:val="28"/>
+          <w:szCs w:val="28"/>
+        </w:rPr>
+        <w:t xml:space="preserve"> м²·°С/Вт</w:t>
+      </w:r>
+      <w:r>
+        <w:rPr>
+          <w:noProof/>
+          <w:sz w:val="28"/>
+          <w:szCs w:val="28"/>
+        </w:rPr>
+        <w:t xml:space="preserve">. Шунинг учун эски деразаларни икки ёки уч камерали энергия тежамкор ойнавандликка эга конструкцияларга алмаштириш тавсия этилади. </w:t>
+      </w:r>
+    </w:p>
+    <w:p>
+      <w:pPr>
+        <w:pStyle w:val="ac"/>
+        <w:spacing w:before="0" w:beforeAutospacing="0" w:after="120" w:afterAutospacing="0"/>
+        <w:ind w:firstLine="851"/>
+        <w:jc w:val="both"/>
+        <w:rPr>
+          <w:noProof/>
+          <w:sz w:val="28"/>
+          <w:szCs w:val="28"/>
+          <w:lang w:val="uz-Cyrl-UZ"/>
+        </w:rPr>
+      </w:pPr>
+      <w:r>
+        <w:rPr>
+          <w:noProof/>
+          <w:sz w:val="28"/>
+          <w:szCs w:val="28"/>
+          <w:lang w:val="uz-Cyrl-UZ"/>
+        </w:rPr>
+        <w:t>Бунда иссиқлик йўқотилиши қуйидагичи хисобланади:</w:t>
+      </w:r>
+    </w:p>
+    <w:p>
+      <w:pPr>
+        <w:spacing w:before="120"/>
+        <w:ind w:firstLine="851"/>
+        <w:jc w:val="center"/>
+        <w:rPr>
+          <w:noProof/>
+          <w:sz w:val="28"/>
+          <w:szCs w:val="28"/>
+          <w:lang w:val="uz-Cyrl-UZ" w:eastAsia="en-US"/>
+        </w:rPr>
+      </w:pPr>
+      <w:r>
+        <w:rPr>
+          <w:noProof/>
+          <w:sz w:val="28"/>
+          <w:szCs w:val="28"/>
+          <w:highlight w:val="yellow"/>
+          <w:lang w:val="uz-Cyrl-UZ" w:eastAsia="en-US"/>
+        </w:rPr>
+        <w:t>Q=0,024</w:t>
+      </w:r>
+      <w:r>
+        <w:rPr>
+          <w:rStyle w:val="mbin"/>
+          <w:noProof/>
+          <w:sz w:val="28"/>
+          <w:szCs w:val="28"/>
+          <w:highlight w:val="yellow"/>
+          <w:lang w:val="uz-Cyrl-UZ"/>
+        </w:rPr>
+        <w:t>×</w:t>
+      </w:r>
+      <w:r>
+        <w:rPr>
+          <w:noProof/>
+          <w:sz w:val="28"/>
+          <w:szCs w:val="28"/>
+          <w:highlight w:val="yellow"/>
+          <w:lang w:val="uz-Cyrl-UZ" w:eastAsia="en-US"/>
+        </w:rPr>
+        <w:t>258,2</w:t>
+      </w:r>
+      <w:r>
+        <w:rPr>
+          <w:rStyle w:val="mbin"/>
+          <w:noProof/>
+          <w:sz w:val="28"/>
+          <w:szCs w:val="28"/>
+          <w:highlight w:val="yellow"/>
+          <w:lang w:val="uz-Cyrl-UZ"/>
+        </w:rPr>
+        <w:t>×2877</w:t>
+      </w:r>
+      <w:r>
+        <w:rPr>
+          <w:noProof/>
+          <w:sz w:val="28"/>
+          <w:szCs w:val="28"/>
+          <w:highlight w:val="yellow"/>
+          <w:lang w:val="uz-Cyrl-UZ" w:eastAsia="en-US"/>
+        </w:rPr>
+        <w:t>/0,62</w:t>
+      </w:r>
+      <w:r>
+        <w:rPr>
+          <w:rStyle w:val="a6"/>
+          <w:b w:val="0"/>
+          <w:bCs w:val="0"/>
+          <w:noProof/>
+          <w:sz w:val="28"/>
+          <w:szCs w:val="28"/>
+          <w:highlight w:val="yellow"/>
+          <w:lang w:val="uz-Cyrl-UZ"/>
+        </w:rPr>
+        <w:t xml:space="preserve">= 14575,8 </w:t>
+      </w:r>
+      <w:r>
+        <w:rPr>
+          <w:rStyle w:val="a6"/>
+          <w:b w:val="0"/>
+          <w:bCs w:val="0"/>
+          <w:noProof/>
+          <w:sz w:val="28"/>
+          <w:szCs w:val="28"/>
+          <w:highlight w:val="yellow"/>
+          <w:lang w:val="uz-Cyrl-UZ"/>
+        </w:rPr>
+        <w:t>к</w:t>
+      </w:r>
+      <w:r>
+        <w:rPr>
+          <w:noProof/>
+          <w:sz w:val="28"/>
+          <w:szCs w:val="28"/>
+          <w:highlight w:val="yellow"/>
+          <w:lang w:val="uz-Cyrl-UZ" w:eastAsia="en-US"/>
+        </w:rPr>
+        <w:t>Вт</w:t>
+      </w:r>
+      <w:r>
+        <w:rPr>
+          <w:noProof/>
+          <w:sz w:val="28"/>
+          <w:szCs w:val="28"/>
+          <w:lang w:val="uz-Cyrl-UZ" w:eastAsia="en-US"/>
+        </w:rPr>
+        <w:t>*соат</w:t>
+      </w:r>
+    </w:p>
+    <w:p>
+      <w:pPr>
+        <w:pStyle w:val="ac"/>
+        <w:spacing w:before="0" w:beforeAutospacing="0" w:after="120" w:afterAutospacing="0"/>
+        <w:ind w:firstLine="851"/>
+        <w:jc w:val="both"/>
+        <w:rPr>
+          <w:noProof/>
+          <w:sz w:val="28"/>
+          <w:szCs w:val="28"/>
+        </w:rPr>
+      </w:pPr>
+      <w:r>
+        <w:rPr>
+          <w:noProof/>
+          <w:sz w:val="28"/>
+          <w:szCs w:val="28"/>
+        </w:rPr>
+        <w:tab/>
+      </w:r>
+    </w:p>
+    <w:p>
+      <w:pPr>
+        <w:pStyle w:val="ac"/>
+        <w:spacing w:before="0" w:beforeAutospacing="0" w:after="120" w:afterAutospacing="0"/>
+        <w:ind w:firstLine="851"/>
+        <w:jc w:val="both"/>
+        <w:rPr>
+          <w:noProof/>
+          <w:sz w:val="28"/>
+          <w:szCs w:val="28"/>
+        </w:rPr>
+      </w:pPr>
+      <w:r>
+        <w:rPr>
+          <w:rStyle w:val="a6"/>
+          <w:noProof/>
+          <w:sz w:val="28"/>
+          <w:szCs w:val="28"/>
+          <w:lang w:val="uz-Cyrl-UZ"/>
+        </w:rPr>
+        <w:t>4.</w:t>
+      </w:r>
+      <w:r>
+        <w:rPr>
+          <w:rStyle w:val="a6"/>
+          <w:noProof/>
+          <w:sz w:val="28"/>
+          <w:szCs w:val="28"/>
+        </w:rPr>
+        <w:t>4. Кириш эшикларини иссиқликдан ҳимоялаш</w:t>
+      </w:r>
+    </w:p>
+    <w:p>
+      <w:pPr>
+        <w:pStyle w:val="ac"/>
+        <w:spacing w:before="0" w:beforeAutospacing="0" w:after="120" w:afterAutospacing="0"/>
+        <w:ind w:firstLine="851"/>
+        <w:jc w:val="both"/>
+        <w:rPr>
+          <w:noProof/>
+          <w:sz w:val="28"/>
+          <w:szCs w:val="28"/>
         </w:rPr>
       </w:pPr>
       <w:r>
@@ -9720,6 +10712,116 @@
         </w:rPr>
         <w:t xml:space="preserve"> м²·°С/Вт дан паст. Эшикларни энергия самарадорлиги юқори бўлган, зич ёпиладиган конструкцияларга алмаштириш ёки мавжуд эшикларни қўшимча иссиқлик изоляциялаш тавсия этилади. </w:t>
       </w:r>
+    </w:p>
+    <w:p>
+      <w:pPr>
+        <w:spacing w:before="120"/>
+        <w:ind w:firstLine="851"/>
+        <w:jc w:val="center"/>
+        <w:rPr>
+          <w:noProof/>
+          <w:sz w:val="28"/>
+          <w:szCs w:val="28"/>
+          <w:lang w:val="uz-Cyrl-UZ" w:eastAsia="en-US"/>
+        </w:rPr>
+      </w:pPr>
+      <w:r>
+        <w:rPr>
+          <w:noProof/>
+          <w:sz w:val="28"/>
+          <w:szCs w:val="28"/>
+          <w:highlight w:val="yellow"/>
+          <w:lang w:val="uz-Cyrl-UZ" w:eastAsia="en-US"/>
+        </w:rPr>
+        <w:t>Q=0,024</w:t>
+      </w:r>
+      <w:r>
+        <w:rPr>
+          <w:rStyle w:val="mbin"/>
+          <w:noProof/>
+          <w:sz w:val="28"/>
+          <w:szCs w:val="28"/>
+          <w:highlight w:val="yellow"/>
+          <w:lang w:val="uz-Cyrl-UZ"/>
+        </w:rPr>
+        <w:t>×</w:t>
+      </w:r>
+      <w:r>
+        <w:rPr>
+          <w:noProof/>
+          <w:sz w:val="28"/>
+          <w:szCs w:val="28"/>
+          <w:highlight w:val="yellow"/>
+          <w:lang w:val="uz-Cyrl-UZ" w:eastAsia="en-US"/>
+        </w:rPr>
+        <w:t>258,2</w:t>
+      </w:r>
+      <w:r>
+        <w:rPr>
+          <w:rStyle w:val="mbin"/>
+          <w:noProof/>
+          <w:sz w:val="28"/>
+          <w:szCs w:val="28"/>
+          <w:highlight w:val="yellow"/>
+          <w:lang w:val="uz-Cyrl-UZ"/>
+        </w:rPr>
+        <w:t>×2877</w:t>
+      </w:r>
+      <w:r>
+        <w:rPr>
+          <w:noProof/>
+          <w:sz w:val="28"/>
+          <w:szCs w:val="28"/>
+          <w:highlight w:val="yellow"/>
+          <w:lang w:val="uz-Cyrl-UZ" w:eastAsia="en-US"/>
+        </w:rPr>
+        <w:t>/0,62</w:t>
+      </w:r>
+      <w:r>
+        <w:rPr>
+          <w:rStyle w:val="a6"/>
+          <w:b w:val="0"/>
+          <w:bCs w:val="0"/>
+          <w:noProof/>
+          <w:sz w:val="28"/>
+          <w:szCs w:val="28"/>
+          <w:highlight w:val="yellow"/>
+          <w:lang w:val="uz-Cyrl-UZ"/>
+        </w:rPr>
+        <w:t>= 14575,8 к</w:t>
+      </w:r>
+      <w:r>
+        <w:rPr>
+          <w:noProof/>
+          <w:sz w:val="28"/>
+          <w:szCs w:val="28"/>
+          <w:highlight w:val="yellow"/>
+          <w:lang w:val="uz-Cyrl-UZ" w:eastAsia="en-US"/>
+        </w:rPr>
+        <w:t>Вт</w:t>
+      </w:r>
+      <w:r>
+        <w:rPr>
+          <w:noProof/>
+          <w:sz w:val="28"/>
+          <w:szCs w:val="28"/>
+          <w:lang w:val="uz-Cyrl-UZ" w:eastAsia="en-US"/>
+        </w:rPr>
+        <w:t>*соат</w:t>
+      </w:r>
+    </w:p>
+    <w:p>
+      <w:pPr>
+        <w:pStyle w:val="ac"/>
+        <w:spacing w:before="0" w:beforeAutospacing="0" w:after="120" w:afterAutospacing="0"/>
+        <w:ind w:firstLine="851"/>
+        <w:jc w:val="both"/>
+        <w:rPr>
+          <w:noProof/>
+          <w:sz w:val="28"/>
+          <w:szCs w:val="28"/>
+        </w:rPr>
+      </w:pPr>
     </w:p>
     <w:p>
       <w:pPr>
@@ -10022,7 +11124,210 @@
           <w:sz w:val="28"/>
           <w:szCs w:val="28"/>
         </w:rPr>
+        <w:lastRenderedPageBreak/>
         <w:t>Умумий фойдаланиш жойларида LED чироқлардан фойдаланиш, ҳаракат датчиклари ва вақт релеларини ўрнатиш орқали электр энергияси истеъмолини камайтириш мумкин.</w:t>
+      </w:r>
+    </w:p>
+    <w:p>
+      <w:pPr>
+        <w:pStyle w:val="ac"/>
+        <w:spacing w:before="0" w:beforeAutospacing="0" w:after="120" w:afterAutospacing="0"/>
+        <w:ind w:firstLine="851"/>
+        <w:jc w:val="both"/>
+        <w:rPr>
+          <w:b/>
+          <w:bCs/>
+          <w:noProof/>
+          <w:sz w:val="28"/>
+          <w:szCs w:val="28"/>
+          <w:lang w:val="uz-Cyrl-UZ"/>
+        </w:rPr>
+      </w:pPr>
+      <w:r>
+        <w:rPr>
+          <w:b/>
+          <w:bCs/>
+          <w:noProof/>
+          <w:sz w:val="28"/>
+          <w:szCs w:val="28"/>
+          <w:lang w:val="uz-Cyrl-UZ"/>
+        </w:rPr>
+        <w:t>4.8. Қайта тикланувчи энергия манбааларидан фойдаланиш</w:t>
+      </w:r>
+    </w:p>
+    <w:p>
+      <w:pPr>
+        <w:pStyle w:val="ac"/>
+        <w:spacing w:before="0" w:beforeAutospacing="0" w:after="120" w:afterAutospacing="0"/>
+        <w:ind w:firstLine="851"/>
+        <w:jc w:val="both"/>
+        <w:rPr>
+          <w:noProof/>
+          <w:sz w:val="28"/>
+          <w:szCs w:val="28"/>
+          <w:lang w:val="uz-Cyrl-UZ"/>
+        </w:rPr>
+      </w:pPr>
+      <w:r>
+        <w:rPr>
+          <w:noProof/>
+          <w:sz w:val="28"/>
+          <w:szCs w:val="28"/>
+          <w:lang w:val="uz-Cyrl-UZ"/>
+        </w:rPr>
+        <w:t>Электр энергиясини қайта тикланувчи энергия манбаларидан олиш мақсадида б</w:t>
+      </w:r>
+      <w:r>
+        <w:rPr>
+          <w:noProof/>
+          <w:sz w:val="28"/>
+          <w:szCs w:val="28"/>
+        </w:rPr>
+        <w:t xml:space="preserve">ино </w:t>
+      </w:r>
+      <w:r>
+        <w:rPr>
+          <w:noProof/>
+          <w:sz w:val="28"/>
+          <w:szCs w:val="28"/>
+          <w:lang w:val="uz-Cyrl-UZ"/>
+        </w:rPr>
+        <w:t>т</w:t>
+      </w:r>
+      <w:r>
+        <w:rPr>
+          <w:noProof/>
+          <w:sz w:val="28"/>
+          <w:szCs w:val="28"/>
+        </w:rPr>
+        <w:t>ом</w:t>
+      </w:r>
+      <w:r>
+        <w:rPr>
+          <w:noProof/>
+          <w:sz w:val="28"/>
+          <w:szCs w:val="28"/>
+          <w:lang w:val="uz-Cyrl-UZ"/>
+        </w:rPr>
+        <w:t xml:space="preserve">и </w:t>
+      </w:r>
+      <w:r>
+        <w:rPr>
+          <w:noProof/>
+          <w:sz w:val="28"/>
+          <w:szCs w:val="28"/>
+        </w:rPr>
+        <w:t>майдондан келиб чиқиб</w:t>
+      </w:r>
+      <w:r>
+        <w:rPr>
+          <w:noProof/>
+          <w:sz w:val="28"/>
+          <w:szCs w:val="28"/>
+          <w:lang w:val="uz-Cyrl-UZ"/>
+        </w:rPr>
+        <w:t xml:space="preserve">, </w:t>
+      </w:r>
+      <w:r>
+        <w:rPr>
+          <w:b/>
+          <w:bCs/>
+          <w:noProof/>
+          <w:sz w:val="28"/>
+          <w:szCs w:val="28"/>
+          <w:highlight w:val="yellow"/>
+        </w:rPr>
+        <w:t>59</w:t>
+      </w:r>
+      <w:r>
+        <w:rPr>
+          <w:noProof/>
+          <w:sz w:val="28"/>
+          <w:szCs w:val="28"/>
+          <w:highlight w:val="yellow"/>
+          <w:lang w:val="uz-Cyrl-UZ"/>
+        </w:rPr>
+        <w:t xml:space="preserve"> </w:t>
+      </w:r>
+      <w:r>
+        <w:rPr>
+          <w:noProof/>
+          <w:sz w:val="28"/>
+          <w:szCs w:val="28"/>
+          <w:highlight w:val="yellow"/>
+        </w:rPr>
+        <w:t>кВт</w:t>
+      </w:r>
+      <w:r>
+        <w:rPr>
+          <w:noProof/>
+          <w:sz w:val="28"/>
+          <w:szCs w:val="28"/>
+        </w:rPr>
+        <w:t xml:space="preserve"> қувватли қуёш фотоэлектрик тизимини ўрнатиш имкониятини</w:t>
+      </w:r>
+      <w:r>
+        <w:rPr>
+          <w:noProof/>
+          <w:sz w:val="28"/>
+          <w:szCs w:val="28"/>
+          <w:lang w:val="uz-Cyrl-UZ"/>
+        </w:rPr>
+        <w:t xml:space="preserve"> мавжуд.</w:t>
+      </w:r>
+    </w:p>
+    <w:p>
+      <w:pPr>
+        <w:pStyle w:val="ac"/>
+        <w:spacing w:before="0" w:beforeAutospacing="0" w:after="120" w:afterAutospacing="0"/>
+        <w:ind w:firstLine="851"/>
+        <w:jc w:val="both"/>
+        <w:rPr>
+          <w:noProof/>
+          <w:sz w:val="28"/>
+          <w:szCs w:val="28"/>
+          <w:lang w:val="uz-Cyrl-UZ"/>
+        </w:rPr>
+      </w:pPr>
+      <w:r>
+        <w:rPr>
+          <w:noProof/>
+          <w:sz w:val="28"/>
+          <w:szCs w:val="28"/>
+          <w:lang w:val="uz-Cyrl-UZ"/>
+        </w:rPr>
+        <w:t xml:space="preserve">Қайта тикланувчи энергия манбаларидан фойдаланган ҳолда иссиқ сув олиш мақсадида </w:t>
+      </w:r>
+      <w:r>
+        <w:rPr>
+          <w:b/>
+          <w:bCs/>
+          <w:noProof/>
+          <w:sz w:val="28"/>
+          <w:szCs w:val="28"/>
+          <w:highlight w:val="yellow"/>
+          <w:lang w:val="uz-Cyrl-UZ"/>
+        </w:rPr>
+        <w:t>200</w:t>
+      </w:r>
+      <w:r>
+        <w:rPr>
+          <w:noProof/>
+          <w:sz w:val="28"/>
+          <w:szCs w:val="28"/>
+          <w:highlight w:val="yellow"/>
+          <w:lang w:val="uz-Cyrl-UZ"/>
+        </w:rPr>
+        <w:t xml:space="preserve"> л</w:t>
+      </w:r>
+      <w:r>
+        <w:rPr>
+          <w:noProof/>
+          <w:sz w:val="28"/>
+          <w:szCs w:val="28"/>
+          <w:lang w:val="uz-Cyrl-UZ"/>
+        </w:rPr>
+        <w:t xml:space="preserve"> хажмдаги гелиоколлектро ўрнатиш тавсия этилади.</w:t>
       </w:r>
     </w:p>
     <w:p>
@@ -10037,13 +11342,25 @@
           <w:lang w:val="uz-Cyrl-UZ"/>
         </w:rPr>
       </w:pPr>
-      <w:r>
+    </w:p>
+    <w:p>
+      <w:pPr>
+        <w:spacing w:after="160" w:line="259" w:lineRule="auto"/>
         <w:rPr>
           <w:rFonts w:eastAsia="Calibri"/>
           <w:i/>
           <w:iCs/>
           <w:noProof/>
           <w:color w:val="FF0000"/>
+        </w:rPr>
+      </w:pPr>
+      <w:r>
+        <w:rPr>
+          <w:rFonts w:eastAsia="Calibri"/>
+          <w:i/>
+          <w:iCs/>
+          <w:noProof/>
+          <w:color w:val="FF0000"/>
           <w:lang w:val="uz-Cyrl-UZ"/>
         </w:rPr>
         <w:br w:type="page"/>
@@ -10071,7 +11388,7 @@
           <w:lang w:val="uz-Cyrl-UZ"/>
         </w:rPr>
         <w:lastRenderedPageBreak/>
-        <w:t>VI.</w:t>
+        <w:t>V.</w:t>
       </w:r>
       <w:bookmarkStart w:id="5" w:name="_Hlk189585756"/>
       <w:r>
@@ -10466,7 +11783,7 @@
                           </pic:cNvPicPr>
                         </pic:nvPicPr>
                         <pic:blipFill rotWithShape="1">
-                          <a:blip r:embed="rId16" cstate="print">
+                          <a:blip r:embed="rId15" cstate="print">
                             <a:extLst>
                               <a:ext uri="{28A0092B-C50C-407E-A947-70E740481C1C}">
                                 <a14:useLocalDpi xmlns:a14="http://schemas.microsoft.com/office/drawing/2010/main" val="0"/>
@@ -10771,7 +12088,7 @@
                           </pic:cNvPicPr>
                         </pic:nvPicPr>
                         <pic:blipFill>
-                          <a:blip r:embed="rId17" cstate="print">
+                          <a:blip r:embed="rId16" cstate="print">
                             <a:extLst>
                               <a:ext uri="{28A0092B-C50C-407E-A947-70E740481C1C}">
                                 <a14:useLocalDpi xmlns:a14="http://schemas.microsoft.com/office/drawing/2010/main" val="0"/>
@@ -11217,7 +12534,7 @@
                           </pic:cNvPicPr>
                         </pic:nvPicPr>
                         <pic:blipFill>
-                          <a:blip r:embed="rId18" cstate="print">
+                          <a:blip r:embed="rId17" cstate="print">
                             <a:extLst>
                               <a:ext uri="{28A0092B-C50C-407E-A947-70E740481C1C}">
                                 <a14:useLocalDpi xmlns:a14="http://schemas.microsoft.com/office/drawing/2010/main" val="0"/>
@@ -11426,7 +12743,7 @@
                           </pic:cNvPicPr>
                         </pic:nvPicPr>
                         <pic:blipFill>
-                          <a:blip r:embed="rId19" cstate="print">
+                          <a:blip r:embed="rId18" cstate="print">
                             <a:extLst>
                               <a:ext uri="{28A0092B-C50C-407E-A947-70E740481C1C}">
                                 <a14:useLocalDpi xmlns:a14="http://schemas.microsoft.com/office/drawing/2010/main" val="0"/>
@@ -11836,7 +13153,7 @@
                           </pic:cNvPicPr>
                         </pic:nvPicPr>
                         <pic:blipFill>
-                          <a:blip r:embed="rId20" cstate="print">
+                          <a:blip r:embed="rId19" cstate="print">
                             <a:extLst>
                               <a:ext uri="{28A0092B-C50C-407E-A947-70E740481C1C}">
                                 <a14:useLocalDpi xmlns:a14="http://schemas.microsoft.com/office/drawing/2010/main" val="0"/>
@@ -12180,7 +13497,7 @@
                           </pic:cNvPicPr>
                         </pic:nvPicPr>
                         <pic:blipFill rotWithShape="1">
-                          <a:blip r:embed="rId21" cstate="print">
+                          <a:blip r:embed="rId20" cstate="print">
                             <a:extLst>
                               <a:ext uri="{28A0092B-C50C-407E-A947-70E740481C1C}">
                                 <a14:useLocalDpi xmlns:a14="http://schemas.microsoft.com/office/drawing/2010/main" val="0"/>
@@ -12322,8 +13639,8 @@
           <w:szCs w:val="28"/>
         </w:rPr>
         <w:sectPr>
-          <w:headerReference w:type="default" r:id="rId22"/>
-          <w:footerReference w:type="default" r:id="rId23"/>
+          <w:headerReference w:type="default" r:id="rId21"/>
+          <w:footerReference w:type="default" r:id="rId22"/>
           <w:pgSz w:w="11906" w:h="16838"/>
           <w:pgMar w:top="180" w:right="566" w:bottom="540" w:left="993" w:header="706" w:footer="706" w:gutter="0"/>
           <w:cols w:space="708"/>
